--- a/docs/methods/Method_2_Surrogate_guide.docx
+++ b/docs/methods/Method_2_Surrogate_guide.docx
@@ -512,6 +512,28 @@
     </w:p>
     <w:p>
       <w:pPr>
+        <w:spacing w:after="140" w:line="288" w:lineRule="auto"/>
+      </w:pPr>
+      <w:r>
+        <w:t xml:space="preserve">The surrogate occupies exactly the slot the linear program occupied. It receives the same concentrations, it returns the same quantities, and the code around it is unchanged. Swapping paths is a change to one line of configuration.</w:t>
+      </w:r>
+    </w:p>
+    <w:p>
+      <w:pPr>
+        <w:spacing w:before="260" w:after="120"/>
+      </w:pPr>
+      <w:r>
+        <w:rPr>
+          <w:b/>
+          <w:bCs/>
+          <w:sz w:val="26"/>
+          <w:szCs w:val="26"/>
+        </w:rPr>
+        <w:t xml:space="preserve">3. The two phases</w:t>
+      </w:r>
+    </w:p>
+    <w:p>
+      <w:pPr>
         <w:spacing w:before="140" w:after="40"/>
         <w:jc w:val="center"/>
       </w:pPr>
@@ -521,9 +543,9 @@
         </w:rPr>
         <w:drawing>
           <wp:inline distT="0" distB="0" distL="0" distR="0">
-            <wp:extent cx="5669280" cy="3814985"/>
+            <wp:extent cx="4450000" cy="6792105"/>
             <wp:effectExtent l="0" t="0" r="0" b="0"/>
-            <wp:docPr id="900" name="Picture 900"/>
+            <wp:docPr id="621" name="Picture 621"/>
             <wp:cNvGraphicFramePr>
               <a:graphicFrameLocks xmlns:a="http://schemas.openxmlformats.org/drawingml/2006/main" noChangeAspect="1"/>
             </wp:cNvGraphicFramePr>
@@ -532,13 +554,10 @@
                 <pic:pic xmlns:pic="http://schemas.openxmlformats.org/drawingml/2006/picture">
                   <pic:nvPicPr>
                     <pic:cNvPr id="0" name=""/>
-                    <pic:cNvPicPr>
-                      <a:picLocks noChangeAspect="1" noChangeArrowheads="1"/>
-                    </pic:cNvPicPr>
+                    <pic:cNvPicPr/>
                   </pic:nvPicPr>
                   <pic:blipFill>
-                    <a:blip r:embed="rId22"/>
-                    <a:srcRect/>
+                    <a:blip r:embed="rId90"/>
                     <a:stretch>
                       <a:fillRect/>
                     </a:stretch>
@@ -546,7 +565,7 @@
                   <pic:spPr bwMode="auto">
                     <a:xfrm>
                       <a:off x="0" y="0"/>
-                      <a:ext cx="5669280" cy="3814985"/>
+                      <a:ext cx="4450000" cy="6792105"/>
                     </a:xfrm>
                     <a:prstGeom prst="rect">
                       <a:avLst/>
@@ -562,7 +581,7 @@
     <w:p>
       <w:pPr>
         <w:spacing w:after="120"/>
-        <w:jc w:val="both"/>
+        <w:jc w:val="center"/>
       </w:pPr>
       <w:r>
         <w:rPr>
@@ -571,93 +590,15 @@
           <w:sz w:val="18"/>
           <w:szCs w:val="18"/>
         </w:rPr>
-        <w:t xml:space="preserve">Figure 2. How this method works, end to end, and where each number enters. The green band is work done in Python before any simulation exists, the grey band is work the solver does once at start-up, and the red band is the loop that runs in every voxel at every reaction step. Each row names what arrives, what is done to it, and what leaves. (a) The linear program of Method 1 is solved thousands of times over a grid of uptake bounds. This is the expensive step, and it happens once, offline, with no simulation running. (b) A network is fitted to that table. What is saved is not only the weights: the RANGE of bounds the sweep covered is written into the same file, because a fitted model has no way of knowing it has been asked something outside the data it was shown. (c) At start-up the solver reads the file and matches each network input to a substrate by name, so a network trained on one pair of substrates cannot be fed another pair in the wrong order. (d) The loop begins. The same two Michaelis-Menten uptake bounds Method 1 forms are formed here. This is the single most important row in the figure: the network is fed UPTAKE BOUNDS, in millimoles per gram of dry cells per hour, and not concentrations. (e) Each input is held inside the fitted range, and every time it has to be moved the solver counts it. This row is drawn in red because it is the price of the method: a linear program is valid wherever its bounds are, a network only inside the rectangle it was shown. The count is printed at the end of the run and is the first number to read before believing any result from this path. (f) The inputs are rescaled, passed through the layers, and the answer is rescaled back into a growth rate per hour. (g) The growth rate becomes a biomass increment. Substrate consumption comes from the network too if it was trained with the flux columns; if it was trained on growth alone there is no flux to convert, and the solver falls back on the uptake bound of row (d) as though it were the actual uptake, which overestimates consumption wherever uptake was not the binding constraint.</w:t>
-      </w:r>
-    </w:p>
-    <w:p>
-      <w:pPr>
-        <w:spacing w:after="140" w:line="288" w:lineRule="auto"/>
-      </w:pPr>
-      <w:r>
-        <w:t xml:space="preserve">The surrogate occupies exactly the slot the linear program occupied. It receives the same concentrations, it returns the same quantities, and the code around it is unchanged. Swapping paths is a change to one line of configuration.</w:t>
-      </w:r>
-    </w:p>
-    <w:p>
-      <w:pPr>
-        <w:spacing w:before="260" w:after="120"/>
-      </w:pPr>
-      <w:r>
-        <w:rPr>
-          <w:b/>
-          <w:bCs/>
-          <w:sz w:val="26"/>
-          <w:szCs w:val="26"/>
-        </w:rPr>
-        <w:t xml:space="preserve">3. The two phases</w:t>
-      </w:r>
-    </w:p>
-    <w:p>
-      <w:pPr>
-        <w:spacing w:before="140" w:after="40"/>
-        <w:jc w:val="center"/>
-      </w:pPr>
-      <w:r>
-        <w:rPr>
-          <w:noProof/>
-        </w:rPr>
-        <w:drawing>
-          <wp:inline distT="0" distB="0" distL="0" distR="0">
-            <wp:extent cx="5852160" cy="4318789"/>
-            <wp:effectExtent l="0" t="0" r="0" b="0"/>
-            <wp:docPr id="102" name="Picture 102"/>
-            <wp:cNvGraphicFramePr>
-              <a:graphicFrameLocks xmlns:a="http://schemas.openxmlformats.org/drawingml/2006/main" noChangeAspect="1"/>
-            </wp:cNvGraphicFramePr>
-            <a:graphic xmlns:a="http://schemas.openxmlformats.org/drawingml/2006/main">
-              <a:graphicData uri="http://schemas.openxmlformats.org/drawingml/2006/picture">
-                <pic:pic xmlns:pic="http://schemas.openxmlformats.org/drawingml/2006/picture">
-                  <pic:nvPicPr>
-                    <pic:cNvPr id="0" name=""/>
-                    <pic:cNvPicPr>
-                      <a:picLocks noChangeAspect="1" noChangeArrowheads="1"/>
-                    </pic:cNvPicPr>
-                  </pic:nvPicPr>
-                  <pic:blipFill>
-                    <a:blip r:embed="rId15"/>
-                    <a:srcRect/>
-                    <a:stretch>
-                      <a:fillRect/>
-                    </a:stretch>
-                  </pic:blipFill>
-                  <pic:spPr bwMode="auto">
-                    <a:xfrm>
-                      <a:off x="0" y="0"/>
-                      <a:ext cx="5852160" cy="4318789"/>
-                    </a:xfrm>
-                    <a:prstGeom prst="rect">
-                      <a:avLst/>
-                    </a:prstGeom>
-                  </pic:spPr>
-                </pic:pic>
-              </a:graphicData>
-            </a:graphic>
-          </wp:inline>
-        </w:drawing>
-      </w:r>
-    </w:p>
-    <w:p>
-      <w:pPr>
-        <w:spacing w:after="120"/>
-        <w:jc w:val="center"/>
-      </w:pPr>
-      <w:r>
-        <w:rPr>
-          <w:i/>
-          <w:iCs/>
-          <w:sz w:val="18"/>
-          <w:szCs w:val="18"/>
-        </w:rPr>
-        <w:t xml:space="preserve">Figure 3. The two phases. The top row runs once, before the simulation starts. The bottom row is the only thing the time loop ever executes. The input and output columns are identical between them, which is what makes the substitution legitimate: the fitted model is asked exactly the question the model it replaces was asked.</w:t>
+        <w:t xml:space="preserve">Figure 2. The surrogate path as code, from a sweep of linear programs to a change in one voxel. The side panels open the two steps that are otherwise taken on trust: what one row of the sweep contains, and what the run-time file actually gives back.</w:t>
+      </w:r>
+    </w:p>
+    <w:p>
+      <w:pPr>
+        <w:spacing w:after="140" w:line="288" w:lineRule="auto"/>
+      </w:pPr>
+      <w:r>
+        <w:t xml:space="preserve">The three bands are three different time scales. The yellow band runs once, on a workstation, before any simulation exists, and it is the only place in this whole method that a linear program is solved. The blue band runs once when the solver starts. The green band runs in every wet voxel that holds biomass, at every reaction step, and it is the box drawn in red in Figure 1. Each band carries the name of the source file it lives in, so a reader who wants the code can go straight to it. The dashed line across the page is the handover, and the .srg file is the only thing that crosses it: nothing in the run can reach back to the metabolic model, which is the whole point and also the whole cost. Two boxes are drawn in red because they are the two places where a mistake does not announce itself. A file that arrives without a complete training box is refused at start-up rather than loaded, because a network asked about conditions it was never shown does not fail, it answers; and the clamp in the green band is counted once per evaluation rather than once per input, so the percentage printed at the end of the run means what a reader would assume it means.</w:t>
       </w:r>
     </w:p>
     <w:p>
@@ -1832,7 +1773,7 @@
           <w:sz w:val="18"/>
           <w:szCs w:val="18"/>
         </w:rPr>
-        <w:t xml:space="preserve">Figure 4. The single-output form. Two named inputs, one hidden layer of four units, one output. The shipped default is four layers of ten; four units are drawn here so every connection is visible. The input labels are the uptake bounds of equation (1), not the concentrations.</w:t>
+        <w:t xml:space="preserve">Figure 3. The single-output form. Two named inputs, one hidden layer of four units, one output. The shipped default is four layers of ten; four units are drawn here so every connection is visible. The input labels are the uptake bounds of equation (1), not the concentrations.</w:t>
       </w:r>
     </w:p>
     <w:p>
@@ -1896,67 +1837,7 @@
           <w:sz w:val="18"/>
           <w:szCs w:val="18"/>
         </w:rPr>
-        <w:t xml:space="preserve">Figure 5. The multi-output form. The inputs and every hidden layer are unchanged: the same weights, the same count, the same cost. Only the output column has grown, and each extra output is one row of the final weight matrix read off activations that have already been computed.</w:t>
-      </w:r>
-    </w:p>
-    <w:p>
-      <w:pPr>
-        <w:spacing w:before="160" w:after="80"/>
-      </w:pPr>
-      <w:r>
-        <w:rPr>
-          <w:b/>
-          <w:bCs/>
-        </w:rPr>
-        <w:t xml:space="preserve">5.2 How to read Figures 3 and 4</w:t>
-      </w:r>
-    </w:p>
-    <w:p>
-      <w:pPr>
-        <w:spacing w:after="140" w:line="288" w:lineRule="auto"/>
-      </w:pPr>
-      <w:r>
-        <w:t xml:space="preserve">Both figures are the same picture with one column changed, and reading them left to right is reading equations (1) to (6) in order.</w:t>
-      </w:r>
-    </w:p>
-    <w:p>
-      <w:pPr>
-        <w:spacing w:after="140" w:line="288" w:lineRule="auto"/>
-      </w:pPr>
-      <w:r>
-        <w:t xml:space="preserve">The two circles on the LEFT are the inputs. They are not concentrations: they are the uptake bounds of equation (1), which is why the labels say bound rather than concentration. One circle per substrate that limits growth, and only those. A substrate the organism is never short of does not need an input, because it never changes what the answer is.</w:t>
-      </w:r>
-    </w:p>
-    <w:p>
-      <w:pPr>
-        <w:spacing w:after="140" w:line="288" w:lineRule="auto"/>
-      </w:pPr>
-      <w:r>
-        <w:t xml:space="preserve">The four circles in the MIDDLE are one hidden layer. Every line reaching one of them is a weight, and the circle itself is the addition of a bias and the application of equation (4). Four units are drawn so that every line is visible; the shipped default is four layers of ten, which is four hundred lines and would be a grey rectangle. Nothing about the method changes with the count.</w:t>
-      </w:r>
-    </w:p>
-    <w:p>
-      <w:pPr>
-        <w:spacing w:after="140" w:line="288" w:lineRule="auto"/>
-      </w:pPr>
-      <w:r>
-        <w:t xml:space="preserve">The circles on the RIGHT are the outputs, and this is the only place the two figures differ. Figure 4 has one, so the final weight matrix is a single row and one number comes back. Figure 5 has four, so the final weight matrix has four rows and four numbers come back.</w:t>
-      </w:r>
-    </w:p>
-    <w:p>
-      <w:pPr>
-        <w:spacing w:after="140" w:line="288" w:lineRule="auto"/>
-      </w:pPr>
-      <w:r>
-        <w:t xml:space="preserve">Look at what is IDENTICAL between them: the two input circles, the four hidden circles, and every line between those two columns. Same weights, same count, same arithmetic. That is the point of drawing them as a pair.</w:t>
-      </w:r>
-    </w:p>
-    <w:p>
-      <w:pPr>
-        <w:spacing w:after="140" w:line="288" w:lineRule="auto"/>
-      </w:pPr>
-      <w:r>
-        <w:t xml:space="preserve">It follows that four outputs cost very nearly what one output costs at run time. The extra work is one multiply and add per hidden unit against a trunk that was going to be evaluated anyway. The cost of the multi-output form is paid in FITTING, where four surfaces have to be learned instead of one, and not in evaluation.</w:t>
+        <w:t xml:space="preserve">Figure 4. The multi-output form. The inputs and every hidden layer are unchanged: the same weights, the same count, the same cost. Only the output column has grown, and each extra output is one row of the final weight matrix read off activations that have already been computed.</w:t>
       </w:r>
     </w:p>
     <w:p>
@@ -1975,70 +1856,6 @@
     </w:p>
     <w:p>
       <w:pPr>
-        <w:spacing w:before="140" w:after="40"/>
-        <w:jc w:val="center"/>
-      </w:pPr>
-      <w:r>
-        <w:rPr>
-          <w:noProof/>
-        </w:rPr>
-        <w:drawing>
-          <wp:inline distT="0" distB="0" distL="0" distR="0">
-            <wp:extent cx="5943600" cy="4589160"/>
-            <wp:effectExtent l="0" t="0" r="0" b="0"/>
-            <wp:docPr id="105" name="Picture 105"/>
-            <wp:cNvGraphicFramePr>
-              <a:graphicFrameLocks xmlns:a="http://schemas.openxmlformats.org/drawingml/2006/main" noChangeAspect="1"/>
-            </wp:cNvGraphicFramePr>
-            <a:graphic xmlns:a="http://schemas.openxmlformats.org/drawingml/2006/main">
-              <a:graphicData uri="http://schemas.openxmlformats.org/drawingml/2006/picture">
-                <pic:pic xmlns:pic="http://schemas.openxmlformats.org/drawingml/2006/picture">
-                  <pic:nvPicPr>
-                    <pic:cNvPr id="0" name=""/>
-                    <pic:cNvPicPr>
-                      <a:picLocks noChangeAspect="1" noChangeArrowheads="1"/>
-                    </pic:cNvPicPr>
-                  </pic:nvPicPr>
-                  <pic:blipFill>
-                    <a:blip r:embed="rId18"/>
-                    <a:srcRect/>
-                    <a:stretch>
-                      <a:fillRect/>
-                    </a:stretch>
-                  </pic:blipFill>
-                  <pic:spPr bwMode="auto">
-                    <a:xfrm>
-                      <a:off x="0" y="0"/>
-                      <a:ext cx="5943600" cy="4589160"/>
-                    </a:xfrm>
-                    <a:prstGeom prst="rect">
-                      <a:avLst/>
-                    </a:prstGeom>
-                  </pic:spPr>
-                </pic:pic>
-              </a:graphicData>
-            </a:graphic>
-          </wp:inline>
-        </w:drawing>
-      </w:r>
-    </w:p>
-    <w:p>
-      <w:pPr>
-        <w:spacing w:after="120"/>
-        <w:jc w:val="center"/>
-      </w:pPr>
-      <w:r>
-        <w:rPr>
-          <w:i/>
-          <w:iCs/>
-          <w:sz w:val="18"/>
-          <w:szCs w:val="18"/>
-        </w:rPr>
-        <w:t xml:space="preserve">Figure 6. The offline pipeline, step by step: what each stage receives, what it does, and what it leaves for the next. None of this happens during the simulation.</w:t>
-      </w:r>
-    </w:p>
-    <w:p>
-      <w:pPr>
         <w:spacing w:before="160" w:after="80"/>
       </w:pPr>
       <w:r>
@@ -2046,47 +1863,156 @@
           <w:b/>
           <w:bCs/>
         </w:rPr>
-        <w:t xml:space="preserve">6.1 How to read Figure 6</w:t>
-      </w:r>
-    </w:p>
-    <w:p>
-      <w:pPr>
-        <w:spacing w:after="140" w:line="288" w:lineRule="auto"/>
-      </w:pPr>
-      <w:r>
-        <w:t xml:space="preserve">The chart splits the offline work into three phases: two steps that set the sweep up, one step that repeats for every sample point, and five that run once the sweep is done.</w:t>
-      </w:r>
-    </w:p>
-    <w:p>
-      <w:pPr>
-        <w:spacing w:after="140" w:line="288" w:lineRule="auto"/>
-      </w:pPr>
-      <w:r>
-        <w:t xml:space="preserve">SETTING UP. Step 1 is the only place judgement enters. You choose which substrates limit growth, and over what range each of them will be sampled. That range is the box the finished network may be believed inside, so it should cover the conditions the run will actually visit, with margin. Step 2 places the sample points across it, by equation (7).</w:t>
-      </w:r>
-    </w:p>
-    <w:p>
-      <w:pPr>
-        <w:spacing w:after="140" w:line="288" w:lineRule="auto"/>
-      </w:pPr>
-      <w:r>
-        <w:t xml:space="preserve">THE SWEEP. Step 3 solves the linear program once per sample point, exactly as Method 1 would in a voxel, and records everything that came back. This is where the cost of the path is paid, and it is paid once.</w:t>
-      </w:r>
-    </w:p>
-    <w:p>
-      <w:pPr>
-        <w:spacing w:after="140" w:line="288" w:lineRule="auto"/>
-      </w:pPr>
-      <w:r>
-        <w:t xml:space="preserve">AFTER THE SWEEP. Step 4 divides the rows so that some are never used for fitting. Step 5 computes the rescaling constants of equation (2), for every input and every output. Step 6 fits the weights. Step 7 measures the fit on rows it never saw. Step 8 writes everything to one file.</w:t>
-      </w:r>
-    </w:p>
-    <w:p>
-      <w:pPr>
-        <w:spacing w:after="140" w:line="288" w:lineRule="auto"/>
-      </w:pPr>
-      <w:r>
-        <w:t xml:space="preserve">Notice what step 8 writes: not only the weights and biases, but the rescaling constants from step 5 and the names of the inputs. The constants are what let the training range be recovered later, and the names are what let a reader check the ordering of section 7.2. A weights file without them is a network nobody can verify.</w:t>
+        <w:t xml:space="preserve">6.1 Where the sample points go</w:t>
+      </w:r>
+    </w:p>
+    <w:p>
+      <w:pPr>
+        <w:spacing w:after="140" w:line="288" w:lineRule="auto"/>
+      </w:pPr>
+      <w:r>
+        <w:t xml:space="preserve">Because uptake bounds span orders of magnitude, the samples are placed logarithmically rather than evenly:</w:t>
+      </w:r>
+    </w:p>
+    <w:p>
+      <w:pPr>
+        <w:spacing w:before="40" w:after="140"/>
+        <w:jc w:val="center"/>
+      </w:pPr>
+      <w:r>
+        <w:rPr>
+          <w:i/>
+          <w:iCs/>
+          <w:sz w:val="24"/>
+          <w:szCs w:val="24"/>
+        </w:rPr>
+        <w:t xml:space="preserve">x</w:t>
+      </w:r>
+      <w:r>
+        <w:rPr>
+          <w:i/>
+          <w:iCs/>
+          <w:sz w:val="24"/>
+          <w:szCs w:val="24"/>
+          <w:vertAlign w:val="subscript"/>
+        </w:rPr>
+        <w:t xml:space="preserve">j,i</w:t>
+      </w:r>
+      <w:r>
+        <w:rPr>
+          <w:i/>
+          <w:iCs/>
+          <w:sz w:val="24"/>
+          <w:szCs w:val="24"/>
+        </w:rPr>
+        <w:t xml:space="preserve">  =  a</w:t>
+      </w:r>
+      <w:r>
+        <w:rPr>
+          <w:i/>
+          <w:iCs/>
+          <w:sz w:val="24"/>
+          <w:szCs w:val="24"/>
+          <w:vertAlign w:val="subscript"/>
+        </w:rPr>
+        <w:t xml:space="preserve">j</w:t>
+      </w:r>
+      <w:r>
+        <w:rPr>
+          <w:i/>
+          <w:iCs/>
+          <w:sz w:val="24"/>
+          <w:szCs w:val="24"/>
+        </w:rPr>
+        <w:t xml:space="preserve"> ( b</w:t>
+      </w:r>
+      <w:r>
+        <w:rPr>
+          <w:i/>
+          <w:iCs/>
+          <w:sz w:val="24"/>
+          <w:szCs w:val="24"/>
+          <w:vertAlign w:val="subscript"/>
+        </w:rPr>
+        <w:t xml:space="preserve">j</w:t>
+      </w:r>
+      <w:r>
+        <w:rPr>
+          <w:i/>
+          <w:iCs/>
+          <w:sz w:val="24"/>
+          <w:szCs w:val="24"/>
+        </w:rPr>
+        <w:t xml:space="preserve"> / a</w:t>
+      </w:r>
+      <w:r>
+        <w:rPr>
+          <w:i/>
+          <w:iCs/>
+          <w:sz w:val="24"/>
+          <w:szCs w:val="24"/>
+          <w:vertAlign w:val="subscript"/>
+        </w:rPr>
+        <w:t xml:space="preserve">j</w:t>
+      </w:r>
+      <w:r>
+        <w:rPr>
+          <w:i/>
+          <w:iCs/>
+          <w:sz w:val="24"/>
+          <w:szCs w:val="24"/>
+        </w:rPr>
+        <w:t xml:space="preserve"> )</w:t>
+      </w:r>
+      <w:r>
+        <w:rPr>
+          <w:i/>
+          <w:iCs/>
+          <w:sz w:val="24"/>
+          <w:szCs w:val="24"/>
+          <w:vertAlign w:val="superscript"/>
+        </w:rPr>
+        <w:t xml:space="preserve">i/(N−1)</w:t>
+      </w:r>
+      <w:r>
+        <w:rPr>
+          <w:i/>
+          <w:iCs/>
+          <w:sz w:val="24"/>
+          <w:szCs w:val="24"/>
+        </w:rPr>
+        <w:t xml:space="preserve"> ,      i = 0 … N−1</w:t>
+      </w:r>
+      <w:r>
+        <w:rPr>
+          <w:sz w:val="24"/>
+          <w:szCs w:val="24"/>
+        </w:rPr>
+        <w:t xml:space="preserve">        (7)</w:t>
+      </w:r>
+    </w:p>
+    <w:p>
+      <w:pPr>
+        <w:spacing w:after="140" w:line="288" w:lineRule="auto"/>
+      </w:pPr>
+      <w:r>
+        <w:t xml:space="preserve">Equation (7) puts an equal number of points in every decade. Even spacing over the same range would place almost every point in the top decade and leave the low-concentration behaviour, where the organism is supply-limited and the model is most sensitive, essentially unsampled.</w:t>
+      </w:r>
+    </w:p>
+    <w:p>
+      <w:pPr>
+        <w:spacing w:after="140" w:line="288" w:lineRule="auto"/>
+      </w:pPr>
+      <w:r>
+        <w:t xml:space="preserve">Sampling every combination of N values over n inputs costs N to the power n solves: a few hundred for two inputs, a few thousand for three, and close to two hundred thousand for four. Past two or three inputs a Latin hypercube is used instead, which places a fixed number of points so that each axis is evenly covered without taking the full product. Song et al. (2025) use five thousand such samples per model.</w:t>
+      </w:r>
+    </w:p>
+    <w:p>
+      <w:pPr>
+        <w:spacing w:after="140" w:line="288" w:lineRule="auto"/>
+      </w:pPr>
+      <w:r>
+        <w:t xml:space="preserve">A solve that comes back infeasible is recorded as a row of zeros rather than thrown away. An organism that cannot balance at a given supply is a real state of the system, and keeping the row teaches the network where the feasible region ends. Discarding it leaves a hole in the network's domain that it will confidently interpolate across.</w:t>
       </w:r>
     </w:p>
     <w:p>
@@ -2098,15 +2024,15 @@
           <w:b/>
           <w:bCs/>
         </w:rPr>
-        <w:t xml:space="preserve">6.2 Where the sample points go</w:t>
-      </w:r>
-    </w:p>
-    <w:p>
-      <w:pPr>
-        <w:spacing w:after="140" w:line="288" w:lineRule="auto"/>
-      </w:pPr>
-      <w:r>
-        <w:t xml:space="preserve">Because uptake bounds span orders of magnitude, the samples are placed logarithmically rather than evenly:</w:t>
+        <w:t xml:space="preserve">6.2 What the fit minimises, and why the outputs are scaled separately</w:t>
+      </w:r>
+    </w:p>
+    <w:p>
+      <w:pPr>
+        <w:spacing w:after="140" w:line="288" w:lineRule="auto"/>
+      </w:pPr>
+      <w:r>
+        <w:t xml:space="preserve">Fitting minimises the mean squared difference between what the network predicts and what the linear program returned, measured on the rescaled values:</w:t>
       </w:r>
     </w:p>
     <w:p>
@@ -2121,83 +2047,7 @@
           <w:sz w:val="24"/>
           <w:szCs w:val="24"/>
         </w:rPr>
-        <w:t xml:space="preserve">x</w:t>
-      </w:r>
-      <w:r>
-        <w:rPr>
-          <w:i/>
-          <w:iCs/>
-          <w:sz w:val="24"/>
-          <w:szCs w:val="24"/>
-          <w:vertAlign w:val="subscript"/>
-        </w:rPr>
-        <w:t xml:space="preserve">j,i</w:t>
-      </w:r>
-      <w:r>
-        <w:rPr>
-          <w:i/>
-          <w:iCs/>
-          <w:sz w:val="24"/>
-          <w:szCs w:val="24"/>
-        </w:rPr>
-        <w:t xml:space="preserve">  =  a</w:t>
-      </w:r>
-      <w:r>
-        <w:rPr>
-          <w:i/>
-          <w:iCs/>
-          <w:sz w:val="24"/>
-          <w:szCs w:val="24"/>
-          <w:vertAlign w:val="subscript"/>
-        </w:rPr>
-        <w:t xml:space="preserve">j</w:t>
-      </w:r>
-      <w:r>
-        <w:rPr>
-          <w:i/>
-          <w:iCs/>
-          <w:sz w:val="24"/>
-          <w:szCs w:val="24"/>
-        </w:rPr>
-        <w:t xml:space="preserve"> ( b</w:t>
-      </w:r>
-      <w:r>
-        <w:rPr>
-          <w:i/>
-          <w:iCs/>
-          <w:sz w:val="24"/>
-          <w:szCs w:val="24"/>
-          <w:vertAlign w:val="subscript"/>
-        </w:rPr>
-        <w:t xml:space="preserve">j</w:t>
-      </w:r>
-      <w:r>
-        <w:rPr>
-          <w:i/>
-          <w:iCs/>
-          <w:sz w:val="24"/>
-          <w:szCs w:val="24"/>
-        </w:rPr>
-        <w:t xml:space="preserve"> / a</w:t>
-      </w:r>
-      <w:r>
-        <w:rPr>
-          <w:i/>
-          <w:iCs/>
-          <w:sz w:val="24"/>
-          <w:szCs w:val="24"/>
-          <w:vertAlign w:val="subscript"/>
-        </w:rPr>
-        <w:t xml:space="preserve">j</w:t>
-      </w:r>
-      <w:r>
-        <w:rPr>
-          <w:i/>
-          <w:iCs/>
-          <w:sz w:val="24"/>
-          <w:szCs w:val="24"/>
-        </w:rPr>
-        <w:t xml:space="preserve"> )</w:t>
+        <w:t xml:space="preserve">E  =  ( 1 / n q )  Σ  ( ô  −  o )</w:t>
       </w:r>
       <w:r>
         <w:rPr>
@@ -2207,47 +2057,30 @@
           <w:szCs w:val="24"/>
           <w:vertAlign w:val="superscript"/>
         </w:rPr>
-        <w:t xml:space="preserve">i/(N−1)</w:t>
-      </w:r>
-      <w:r>
-        <w:rPr>
-          <w:i/>
-          <w:iCs/>
-          <w:sz w:val="24"/>
-          <w:szCs w:val="24"/>
-        </w:rPr>
-        <w:t xml:space="preserve"> ,      i = 0 … N−1</w:t>
-      </w:r>
-      <w:r>
-        <w:rPr>
-          <w:sz w:val="24"/>
-          <w:szCs w:val="24"/>
-        </w:rPr>
-        <w:t xml:space="preserve">        (7)</w:t>
-      </w:r>
-    </w:p>
-    <w:p>
-      <w:pPr>
-        <w:spacing w:after="140" w:line="288" w:lineRule="auto"/>
-      </w:pPr>
-      <w:r>
-        <w:t xml:space="preserve">Equation (7) puts an equal number of points in every decade. Even spacing over the same range would place almost every point in the top decade and leave the low-concentration behaviour, where the organism is supply-limited and the model is most sensitive, essentially unsampled.</w:t>
-      </w:r>
-    </w:p>
-    <w:p>
-      <w:pPr>
-        <w:spacing w:after="140" w:line="288" w:lineRule="auto"/>
-      </w:pPr>
-      <w:r>
-        <w:t xml:space="preserve">Sampling every combination of N values over n inputs costs N to the power n solves: a few hundred for two inputs, a few thousand for three, and close to two hundred thousand for four. Past two or three inputs a Latin hypercube is used instead, which places a fixed number of points so that each axis is evenly covered without taking the full product. Song et al. (2025) use five thousand such samples per model.</w:t>
-      </w:r>
-    </w:p>
-    <w:p>
-      <w:pPr>
-        <w:spacing w:after="140" w:line="288" w:lineRule="auto"/>
-      </w:pPr>
-      <w:r>
-        <w:t xml:space="preserve">A solve that comes back infeasible is recorded as a row of zeros rather than thrown away. An organism that cannot balance at a given supply is a real state of the system, and keeping the row teaches the network where the feasible region ends. Discarding it leaves a hole in the network's domain that it will confidently interpolate across.</w:t>
+        <w:t xml:space="preserve">2</w:t>
+      </w:r>
+      <w:r>
+        <w:rPr>
+          <w:sz w:val="24"/>
+          <w:szCs w:val="24"/>
+        </w:rPr>
+        <w:t xml:space="preserve">        (8)</w:t>
+      </w:r>
+    </w:p>
+    <w:p>
+      <w:pPr>
+        <w:spacing w:after="140" w:line="288" w:lineRule="auto"/>
+      </w:pPr>
+      <w:r>
+        <w:t xml:space="preserve">What is absent from equation (8) is a weight per output, and that absence is a deliberate consequence of equation (6). Suppose the outputs were not rescaled separately. A growth rate sits near a hundredth of a reciprocal hour while a substrate flux sits near ten millimoles per gram per hour. A one per cent error in the flux then contributes something like five orders of magnitude more to the sum than a one per cent error in growth does. Minimising that sum is, to any practical precision, minimising the flux error alone, and the growth column would come out fitted worse by a multi-output network than by a single-output one, which defeats the purpose of having one.</w:t>
+      </w:r>
+    </w:p>
+    <w:p>
+      <w:pPr>
+        <w:spacing w:after="140" w:line="288" w:lineRule="auto"/>
+      </w:pPr>
+      <w:r>
+        <w:t xml:space="preserve">Rescaling each output first removes the disparity. After equation (6) both quantities occupy the same interval, a one per cent error in either contributes comparably, and equal weighting is then correct rather than a compromise. This is why equation (6) carries its own constants per output, and it is the single design decision that makes the multi-output form workable at all.</w:t>
       </w:r>
     </w:p>
     <w:p>
@@ -2259,139 +2092,7 @@
           <w:b/>
           <w:bCs/>
         </w:rPr>
-        <w:t xml:space="preserve">6.3 What the fit minimises, and why the outputs are scaled separately</w:t>
-      </w:r>
-    </w:p>
-    <w:p>
-      <w:pPr>
-        <w:spacing w:after="140" w:line="288" w:lineRule="auto"/>
-      </w:pPr>
-      <w:r>
-        <w:t xml:space="preserve">Fitting minimises the mean squared difference between what the network predicts and what the linear program returned, measured on the rescaled values:</w:t>
-      </w:r>
-    </w:p>
-    <w:p>
-      <w:pPr>
-        <w:spacing w:before="40" w:after="140"/>
-        <w:jc w:val="center"/>
-      </w:pPr>
-      <w:r>
-        <w:rPr>
-          <w:i/>
-          <w:iCs/>
-          <w:sz w:val="24"/>
-          <w:szCs w:val="24"/>
-        </w:rPr>
-        <w:t xml:space="preserve">E  =  ( 1 / n q )  Σ  ( ô  −  o )</w:t>
-      </w:r>
-      <w:r>
-        <w:rPr>
-          <w:i/>
-          <w:iCs/>
-          <w:sz w:val="24"/>
-          <w:szCs w:val="24"/>
-          <w:vertAlign w:val="superscript"/>
-        </w:rPr>
-        <w:t xml:space="preserve">2</w:t>
-      </w:r>
-      <w:r>
-        <w:rPr>
-          <w:sz w:val="24"/>
-          <w:szCs w:val="24"/>
-        </w:rPr>
-        <w:t xml:space="preserve">        (8)</w:t>
-      </w:r>
-    </w:p>
-    <w:p>
-      <w:pPr>
-        <w:spacing w:after="140" w:line="288" w:lineRule="auto"/>
-      </w:pPr>
-      <w:r>
-        <w:t xml:space="preserve">What is absent from equation (8) is a weight per output, and that absence is a deliberate consequence of equation (6). Suppose the outputs were not rescaled separately. A growth rate sits near a hundredth of a reciprocal hour while a substrate flux sits near ten millimoles per gram per hour. A one per cent error in the flux then contributes something like five orders of magnitude more to the sum than a one per cent error in growth does. Minimising that sum is, to any practical precision, minimising the flux error alone, and the growth column would come out fitted worse by a multi-output network than by a single-output one, which defeats the purpose of having one.</w:t>
-      </w:r>
-    </w:p>
-    <w:p>
-      <w:pPr>
-        <w:spacing w:after="140" w:line="288" w:lineRule="auto"/>
-      </w:pPr>
-      <w:r>
-        <w:t xml:space="preserve">Rescaling each output first removes the disparity. After equation (6) both quantities occupy the same interval, a one per cent error in either contributes comparably, and equal weighting is then correct rather than a compromise. This is why equation (6) carries its own constants per output, and it is the single design decision that makes the multi-output form workable at all.</w:t>
-      </w:r>
-    </w:p>
-    <w:p>
-      <w:pPr>
-        <w:spacing w:before="160" w:after="80"/>
-      </w:pPr>
-      <w:r>
-        <w:rPr>
-          <w:b/>
-          <w:bCs/>
-        </w:rPr>
-        <w:t xml:space="preserve">6.4 Which number goes in the paper</w:t>
-      </w:r>
-    </w:p>
-    <w:p>
-      <w:pPr>
-        <w:spacing w:before="140" w:after="40"/>
-        <w:jc w:val="center"/>
-      </w:pPr>
-      <w:r>
-        <w:rPr>
-          <w:noProof/>
-        </w:rPr>
-        <w:drawing>
-          <wp:inline distT="0" distB="0" distL="0" distR="0">
-            <wp:extent cx="5852160" cy="3742176"/>
-            <wp:effectExtent l="0" t="0" r="0" b="0"/>
-            <wp:docPr id="106" name="Picture 106"/>
-            <wp:cNvGraphicFramePr>
-              <a:graphicFrameLocks xmlns:a="http://schemas.openxmlformats.org/drawingml/2006/main" noChangeAspect="1"/>
-            </wp:cNvGraphicFramePr>
-            <a:graphic xmlns:a="http://schemas.openxmlformats.org/drawingml/2006/main">
-              <a:graphicData uri="http://schemas.openxmlformats.org/drawingml/2006/picture">
-                <pic:pic xmlns:pic="http://schemas.openxmlformats.org/drawingml/2006/picture">
-                  <pic:nvPicPr>
-                    <pic:cNvPr id="0" name=""/>
-                    <pic:cNvPicPr>
-                      <a:picLocks noChangeAspect="1" noChangeArrowheads="1"/>
-                    </pic:cNvPicPr>
-                  </pic:nvPicPr>
-                  <pic:blipFill>
-                    <a:blip r:embed="rId19"/>
-                    <a:srcRect/>
-                    <a:stretch>
-                      <a:fillRect/>
-                    </a:stretch>
-                  </pic:blipFill>
-                  <pic:spPr bwMode="auto">
-                    <a:xfrm>
-                      <a:off x="0" y="0"/>
-                      <a:ext cx="5852160" cy="3742176"/>
-                    </a:xfrm>
-                    <a:prstGeom prst="rect">
-                      <a:avLst/>
-                    </a:prstGeom>
-                  </pic:spPr>
-                </pic:pic>
-              </a:graphicData>
-            </a:graphic>
-          </wp:inline>
-        </w:drawing>
-      </w:r>
-    </w:p>
-    <w:p>
-      <w:pPr>
-        <w:spacing w:after="120"/>
-        <w:jc w:val="center"/>
-      </w:pPr>
-      <w:r>
-        <w:rPr>
-          <w:i/>
-          <w:iCs/>
-          <w:sz w:val="18"/>
-          <w:szCs w:val="18"/>
-        </w:rPr>
-        <w:t xml:space="preserve">Figure 7. How the samples are divided. Rows the fit has seen cannot measure the fit, so a part of the table is set aside and not looked at until the end.</w:t>
+        <w:t xml:space="preserve">6.3 Which number goes in the paper</w:t>
       </w:r>
     </w:p>
     <w:p>
@@ -2434,70 +2135,6 @@
     </w:p>
     <w:p>
       <w:pPr>
-        <w:spacing w:before="140" w:after="40"/>
-        <w:jc w:val="center"/>
-      </w:pPr>
-      <w:r>
-        <w:rPr>
-          <w:noProof/>
-        </w:rPr>
-        <w:drawing>
-          <wp:inline distT="0" distB="0" distL="0" distR="0">
-            <wp:extent cx="5943600" cy="4400305"/>
-            <wp:effectExtent l="0" t="0" r="0" b="0"/>
-            <wp:docPr id="107" name="Picture 107"/>
-            <wp:cNvGraphicFramePr>
-              <a:graphicFrameLocks xmlns:a="http://schemas.openxmlformats.org/drawingml/2006/main" noChangeAspect="1"/>
-            </wp:cNvGraphicFramePr>
-            <a:graphic xmlns:a="http://schemas.openxmlformats.org/drawingml/2006/main">
-              <a:graphicData uri="http://schemas.openxmlformats.org/drawingml/2006/picture">
-                <pic:pic xmlns:pic="http://schemas.openxmlformats.org/drawingml/2006/picture">
-                  <pic:nvPicPr>
-                    <pic:cNvPr id="0" name=""/>
-                    <pic:cNvPicPr>
-                      <a:picLocks noChangeAspect="1" noChangeArrowheads="1"/>
-                    </pic:cNvPicPr>
-                  </pic:nvPicPr>
-                  <pic:blipFill>
-                    <a:blip r:embed="rId20"/>
-                    <a:srcRect/>
-                    <a:stretch>
-                      <a:fillRect/>
-                    </a:stretch>
-                  </pic:blipFill>
-                  <pic:spPr bwMode="auto">
-                    <a:xfrm>
-                      <a:off x="0" y="0"/>
-                      <a:ext cx="5943600" cy="4400305"/>
-                    </a:xfrm>
-                    <a:prstGeom prst="rect">
-                      <a:avLst/>
-                    </a:prstGeom>
-                  </pic:spPr>
-                </pic:pic>
-              </a:graphicData>
-            </a:graphic>
-          </wp:inline>
-        </w:drawing>
-      </w:r>
-    </w:p>
-    <w:p>
-      <w:pPr>
-        <w:spacing w:after="120"/>
-        <w:jc w:val="center"/>
-      </w:pPr>
-      <w:r>
-        <w:rPr>
-          <w:i/>
-          <w:iCs/>
-          <w:sz w:val="18"/>
-          <w:szCs w:val="18"/>
-        </w:rPr>
-        <w:t xml:space="preserve">Figure 8. The run-time pipeline, step by step. This is the whole cost of the path: no solver, no metabolic model, and nothing read from disk after start-up.</w:t>
-      </w:r>
-    </w:p>
-    <w:p>
-      <w:pPr>
         <w:spacing w:before="160" w:after="80"/>
       </w:pPr>
       <w:r>
@@ -2505,39 +2142,23 @@
           <w:b/>
           <w:bCs/>
         </w:rPr>
-        <w:t xml:space="preserve">7.1 How to read Figure 8</w:t>
-      </w:r>
-    </w:p>
-    <w:p>
-      <w:pPr>
-        <w:spacing w:after="140" w:line="288" w:lineRule="auto"/>
-      </w:pPr>
-      <w:r>
-        <w:t xml:space="preserve">Two steps run at start-up and six repeat in every voxel. The two at the top are the whole of the setup: read the weights file, and work out which of the simulation's substrates feeds which of the network's inputs.</w:t>
-      </w:r>
-    </w:p>
-    <w:p>
-      <w:pPr>
-        <w:spacing w:after="140" w:line="288" w:lineRule="auto"/>
-      </w:pPr>
-      <w:r>
-        <w:t xml:space="preserve">Inside the voxel the sequence mirrors the GLPK pipeline of Method 1 as far as step 4. Read the local concentrations. Form the uptake bounds from equation (1), using the same parameters and the same expression the solver would have used. Up to that point the two paths are doing identical arithmetic.</w:t>
-      </w:r>
-    </w:p>
-    <w:p>
-      <w:pPr>
-        <w:spacing w:after="140" w:line="288" w:lineRule="auto"/>
-      </w:pPr>
-      <w:r>
-        <w:t xml:space="preserve">Step 5 is where they part. Instead of handing those bounds to a solver, the surrogate rescales them onto the fitted range by equation (2). Step 6 runs the hidden layers, equations (3) and (4). Step 7 applies the final layer and undoes the output scaling, equations (5) and (6). Step 8 hands the result to transport, exactly as Method 1 does.</w:t>
-      </w:r>
-    </w:p>
-    <w:p>
-      <w:pPr>
-        <w:spacing w:after="140" w:line="288" w:lineRule="auto"/>
-      </w:pPr>
-      <w:r>
-        <w:t xml:space="preserve">There is no loop-back inside a voxel here, unlike the chain in Method 1, because the network is evaluated once and returns everything at once. The only repetition is the outer one: the next voxel.</w:t>
+        <w:t xml:space="preserve">7.1 The range check</w:t>
+      </w:r>
+    </w:p>
+    <w:p>
+      <w:pPr>
+        <w:spacing w:after="140" w:line="288" w:lineRule="auto"/>
+      </w:pPr>
+      <w:r>
+        <w:t xml:space="preserve">A network asked about conditions outside the range it was fitted over does not fail. It returns a confident number that means nothing, and there is no signal in the output to say so. That is the characteristic failure mode of every fitted method, and it is the reason equation (2) stores its constants beside the weights.</w:t>
+      </w:r>
+    </w:p>
+    <w:p>
+      <w:pPr>
+        <w:spacing w:after="140" w:line="288" w:lineRule="auto"/>
+      </w:pPr>
+      <w:r>
+        <w:t xml:space="preserve">At run time each rescaled input is clamped to the edge of the fitted range rather than extrapolated, and every clamp is counted. Clamping is the conservative choice: at the edge the network returns the answer for a nearby state it actually saw, whereas the extrapolation is unbounded and can go negative or enormous. The closing report gives the clamp fraction, and a run that reports a large one is telling you its ranges were too narrow, not that its answers were slightly off.</w:t>
       </w:r>
     </w:p>
     <w:p>
@@ -2549,23 +2170,23 @@
           <w:b/>
           <w:bCs/>
         </w:rPr>
-        <w:t xml:space="preserve">7.2 The range check</w:t>
-      </w:r>
-    </w:p>
-    <w:p>
-      <w:pPr>
-        <w:spacing w:after="140" w:line="288" w:lineRule="auto"/>
-      </w:pPr>
-      <w:r>
-        <w:t xml:space="preserve">A network asked about conditions outside the range it was fitted over does not fail. It returns a confident number that means nothing, and there is no signal in the output to say so. That is the characteristic failure mode of every fitted method, and it is the reason equation (2) stores its constants beside the weights.</w:t>
-      </w:r>
-    </w:p>
-    <w:p>
-      <w:pPr>
-        <w:spacing w:after="140" w:line="288" w:lineRule="auto"/>
-      </w:pPr>
-      <w:r>
-        <w:t xml:space="preserve">At run time each rescaled input is clamped to the edge of the fitted range rather than extrapolated, and every clamp is counted. Clamping is the conservative choice: at the edge the network returns the answer for a nearby state it actually saw, whereas the extrapolation is unbounded and can go negative or enormous. The closing report gives the clamp fraction, and a run that reports a large one is telling you its ranges were too narrow, not that its answers were slightly off.</w:t>
+        <w:t xml:space="preserve">7.2 The ordering</w:t>
+      </w:r>
+    </w:p>
+    <w:p>
+      <w:pPr>
+        <w:spacing w:after="140" w:line="288" w:lineRule="auto"/>
+      </w:pPr>
+      <w:r>
+        <w:t xml:space="preserve">The network's outputs are in the order the exchanges were swept during Phase 1. The simulation's substrates are in the order they appear in the configuration. Nothing on the wire between them carries a name.</w:t>
+      </w:r>
+    </w:p>
+    <w:p>
+      <w:pPr>
+        <w:spacing w:after="140" w:line="288" w:lineRule="auto"/>
+      </w:pPr>
+      <w:r>
+        <w:t xml:space="preserve">A transposed pair therefore produces two entirely plausible numbers assigned to the wrong species, with no warning from anything. This is the one silent failure mode of the path, and the only defence is to check the two orders against each other by hand when the network is first configured.</w:t>
       </w:r>
     </w:p>
     <w:p>
@@ -2577,23 +2198,940 @@
           <w:b/>
           <w:bCs/>
         </w:rPr>
-        <w:t xml:space="preserve">7.3 The ordering</w:t>
-      </w:r>
-    </w:p>
-    <w:p>
-      <w:pPr>
-        <w:spacing w:after="140" w:line="288" w:lineRule="auto"/>
-      </w:pPr>
-      <w:r>
-        <w:t xml:space="preserve">The network's outputs are in the order the exchanges were swept during Phase 1. The simulation's substrates are in the order they appear in the configuration. Nothing on the wire between them carries a name.</w:t>
-      </w:r>
-    </w:p>
-    <w:p>
-      <w:pPr>
-        <w:spacing w:after="140" w:line="288" w:lineRule="auto"/>
-      </w:pPr>
-      <w:r>
-        <w:t xml:space="preserve">A transposed pair therefore produces two entirely plausible numbers assigned to the wrong species, with no warning from anything. This is the one silent failure mode of the path, and the only defence is to check the two orders against each other by hand when the network is first configured.</w:t>
+        <w:t xml:space="preserve">7.3  The five equations the sections above do not write down</w:t>
+      </w:r>
+    </w:p>
+    <w:p>
+      <w:pPr>
+        <w:spacing w:after="140" w:line="288" w:lineRule="auto"/>
+      </w:pPr>
+      <w:r>
+        <w:t xml:space="preserve">Equations (1) to (6) carry a value from a pair of concentrations to a number in physical units. Five more turn that number into something the transport solver can use, and they are the ones a reader is most likely to assume rather than check.</w:t>
+      </w:r>
+    </w:p>
+    <w:p>
+      <w:pPr>
+        <w:spacing w:after="140" w:line="288" w:lineRule="auto"/>
+      </w:pPr>
+      <w:r>
+        <w:t xml:space="preserve">A file may record that the fit was done on the logarithm of the first output, which is worth doing when growth spans decades. When it does, the first output and only the first is raised back:</w:t>
+      </w:r>
+    </w:p>
+    <w:p>
+      <w:pPr>
+        <w:spacing w:before="40" w:after="140"/>
+        <w:jc w:val="center"/>
+      </w:pPr>
+      <w:r>
+        <w:rPr>
+          <w:i/>
+          <w:iCs/>
+          <w:sz w:val="24"/>
+          <w:szCs w:val="24"/>
+        </w:rPr>
+        <w:t xml:space="preserve">o</w:t>
+      </w:r>
+      <w:r>
+        <w:rPr>
+          <w:i/>
+          <w:iCs/>
+          <w:sz w:val="24"/>
+          <w:szCs w:val="24"/>
+          <w:vertAlign w:val="subscript"/>
+        </w:rPr>
+        <w:t xml:space="preserve">0</w:t>
+      </w:r>
+      <w:r>
+        <w:rPr>
+          <w:i/>
+          <w:iCs/>
+          <w:sz w:val="24"/>
+          <w:szCs w:val="24"/>
+        </w:rPr>
+        <w:t xml:space="preserve"> ← 10</w:t>
+      </w:r>
+      <w:r>
+        <w:rPr>
+          <w:i/>
+          <w:iCs/>
+          <w:sz w:val="24"/>
+          <w:szCs w:val="24"/>
+          <w:vertAlign w:val="superscript"/>
+        </w:rPr>
+        <w:t xml:space="preserve">o0</w:t>
+      </w:r>
+      <w:r>
+        <w:rPr>
+          <w:i/>
+          <w:iCs/>
+          <w:sz w:val="24"/>
+          <w:szCs w:val="24"/>
+        </w:rPr>
+        <w:t xml:space="preserve">        applied only when the file carries logoutput 1</w:t>
+      </w:r>
+      <w:r>
+        <w:rPr>
+          <w:sz w:val="24"/>
+          <w:szCs w:val="24"/>
+        </w:rPr>
+        <w:t xml:space="preserve">        (9)</w:t>
+      </w:r>
+    </w:p>
+    <w:p>
+      <w:pPr>
+        <w:spacing w:after="140" w:line="288" w:lineRule="auto"/>
+      </w:pPr>
+      <w:r>
+        <w:t xml:space="preserve">Then the floor, which is the shortest line in the path and does the most work:</w:t>
+      </w:r>
+    </w:p>
+    <w:p>
+      <w:pPr>
+        <w:spacing w:before="40" w:after="140"/>
+        <w:jc w:val="center"/>
+      </w:pPr>
+      <w:r>
+        <w:rPr>
+          <w:i/>
+          <w:iCs/>
+          <w:sz w:val="24"/>
+          <w:szCs w:val="24"/>
+        </w:rPr>
+        <w:t xml:space="preserve">μ = o</w:t>
+      </w:r>
+      <w:r>
+        <w:rPr>
+          <w:i/>
+          <w:iCs/>
+          <w:sz w:val="24"/>
+          <w:szCs w:val="24"/>
+          <w:vertAlign w:val="subscript"/>
+        </w:rPr>
+        <w:t xml:space="preserve">0</w:t>
+      </w:r>
+      <w:r>
+        <w:rPr>
+          <w:i/>
+          <w:iCs/>
+          <w:sz w:val="24"/>
+          <w:szCs w:val="24"/>
+        </w:rPr>
+        <w:t xml:space="preserve">   if   o</w:t>
+      </w:r>
+      <w:r>
+        <w:rPr>
+          <w:i/>
+          <w:iCs/>
+          <w:sz w:val="24"/>
+          <w:szCs w:val="24"/>
+          <w:vertAlign w:val="subscript"/>
+        </w:rPr>
+        <w:t xml:space="preserve">0</w:t>
+      </w:r>
+      <w:r>
+        <w:rPr>
+          <w:i/>
+          <w:iCs/>
+          <w:sz w:val="24"/>
+          <w:szCs w:val="24"/>
+        </w:rPr>
+        <w:t xml:space="preserve"> &gt; 10</w:t>
+      </w:r>
+      <w:r>
+        <w:rPr>
+          <w:i/>
+          <w:iCs/>
+          <w:sz w:val="24"/>
+          <w:szCs w:val="24"/>
+          <w:vertAlign w:val="superscript"/>
+        </w:rPr>
+        <w:t xml:space="preserve">−8</w:t>
+      </w:r>
+      <w:r>
+        <w:rPr>
+          <w:i/>
+          <w:iCs/>
+          <w:sz w:val="24"/>
+          <w:szCs w:val="24"/>
+        </w:rPr>
+        <w:t xml:space="preserve"> ,      and   μ = 0   otherwise</w:t>
+      </w:r>
+      <w:r>
+        <w:rPr>
+          <w:sz w:val="24"/>
+          <w:szCs w:val="24"/>
+        </w:rPr>
+        <w:t xml:space="preserve">        (10)</w:t>
+      </w:r>
+    </w:p>
+    <w:p>
+      <w:pPr>
+        <w:spacing w:after="140" w:line="288" w:lineRule="auto"/>
+        <w:ind w:left="260"/>
+      </w:pPr>
+      <w:r>
+        <w:rPr>
+          <w:b/>
+          <w:bCs/>
+        </w:rPr>
+        <w:t xml:space="preserve">where </w:t>
+      </w:r>
+      <w:r>
+        <w:t xml:space="preserve">the comparison is written the way round that also catches a value which is not a number, since any comparison against one is false. Growth is floored; a flux is not, because a flux may legitimately be zero or negative and clamping one would corrupt it.</w:t>
+      </w:r>
+    </w:p>
+    <w:p>
+      <w:pPr>
+        <w:spacing w:after="140" w:line="288" w:lineRule="auto"/>
+      </w:pPr>
+      <w:r>
+        <w:t xml:space="preserve">If the thermodynamic gate of Method 5 is switched on and this organism carries a reaction block, every rate the network returned and the growth with them are scaled by the factor that method computes:</w:t>
+      </w:r>
+    </w:p>
+    <w:p>
+      <w:pPr>
+        <w:spacing w:before="40" w:after="140"/>
+        <w:jc w:val="center"/>
+      </w:pPr>
+      <w:r>
+        <w:rPr>
+          <w:i/>
+          <w:iCs/>
+          <w:sz w:val="24"/>
+          <w:szCs w:val="24"/>
+        </w:rPr>
+        <w:t xml:space="preserve">v</w:t>
+      </w:r>
+      <w:r>
+        <w:rPr>
+          <w:i/>
+          <w:iCs/>
+          <w:sz w:val="24"/>
+          <w:szCs w:val="24"/>
+          <w:vertAlign w:val="subscript"/>
+        </w:rPr>
+        <w:t xml:space="preserve">k</w:t>
+      </w:r>
+      <w:r>
+        <w:rPr>
+          <w:i/>
+          <w:iCs/>
+          <w:sz w:val="24"/>
+          <w:szCs w:val="24"/>
+        </w:rPr>
+        <w:t xml:space="preserve"> ← F</w:t>
+      </w:r>
+      <w:r>
+        <w:rPr>
+          <w:i/>
+          <w:iCs/>
+          <w:sz w:val="24"/>
+          <w:szCs w:val="24"/>
+          <w:vertAlign w:val="subscript"/>
+        </w:rPr>
+        <w:t xml:space="preserve">T</w:t>
+      </w:r>
+      <w:r>
+        <w:rPr>
+          <w:i/>
+          <w:iCs/>
+          <w:sz w:val="24"/>
+          <w:szCs w:val="24"/>
+        </w:rPr>
+        <w:t xml:space="preserve"> v</w:t>
+      </w:r>
+      <w:r>
+        <w:rPr>
+          <w:i/>
+          <w:iCs/>
+          <w:sz w:val="24"/>
+          <w:szCs w:val="24"/>
+          <w:vertAlign w:val="subscript"/>
+        </w:rPr>
+        <w:t xml:space="preserve">k</w:t>
+      </w:r>
+      <w:r>
+        <w:rPr>
+          <w:i/>
+          <w:iCs/>
+          <w:sz w:val="24"/>
+          <w:szCs w:val="24"/>
+        </w:rPr>
+        <w:t xml:space="preserve"> ,      μ ← F</w:t>
+      </w:r>
+      <w:r>
+        <w:rPr>
+          <w:i/>
+          <w:iCs/>
+          <w:sz w:val="24"/>
+          <w:szCs w:val="24"/>
+          <w:vertAlign w:val="subscript"/>
+        </w:rPr>
+        <w:t xml:space="preserve">T</w:t>
+      </w:r>
+      <w:r>
+        <w:rPr>
+          <w:i/>
+          <w:iCs/>
+          <w:sz w:val="24"/>
+          <w:szCs w:val="24"/>
+        </w:rPr>
+        <w:t xml:space="preserve"> μ</w:t>
+      </w:r>
+      <w:r>
+        <w:rPr>
+          <w:sz w:val="24"/>
+          <w:szCs w:val="24"/>
+        </w:rPr>
+        <w:t xml:space="preserve">        (11)</w:t>
+      </w:r>
+    </w:p>
+    <w:p>
+      <w:pPr>
+        <w:spacing w:after="140" w:line="288" w:lineRule="auto"/>
+        <w:ind w:left="260"/>
+      </w:pPr>
+      <w:r>
+        <w:rPr>
+          <w:b/>
+          <w:bCs/>
+        </w:rPr>
+        <w:t xml:space="preserve">where </w:t>
+      </w:r>
+      <w:r>
+        <w:rPr>
+          <w:i/>
+          <w:iCs/>
+        </w:rPr>
+        <w:t xml:space="preserve">F</w:t>
+      </w:r>
+      <w:r>
+        <w:rPr>
+          <w:i/>
+          <w:iCs/>
+          <w:vertAlign w:val="subscript"/>
+        </w:rPr>
+        <w:t xml:space="preserve">T</w:t>
+      </w:r>
+      <w:r>
+        <w:t xml:space="preserve"> is one when the gate is off or the organism has no block, so an existing case is bit-identical. The factor is applied to the answer rather than to the inputs, because the network was fitted on a metabolic model that knows nothing about the local energy balance: what it predicts is the rate the organism could run if energy allowed, and the factor is the fraction of that which energy does allow.</w:t>
+      </w:r>
+    </w:p>
+    <w:p>
+      <w:pPr>
+        <w:spacing w:after="140" w:line="288" w:lineRule="auto"/>
+      </w:pPr>
+      <w:r>
+        <w:t xml:space="preserve">The growth rate then becomes a biomass increment, or, when it is zero, a loss at the organism's own decay coefficient:</w:t>
+      </w:r>
+    </w:p>
+    <w:p>
+      <w:pPr>
+        <w:spacing w:before="40" w:after="140"/>
+        <w:jc w:val="center"/>
+      </w:pPr>
+      <w:r>
+        <w:rPr>
+          <w:i/>
+          <w:iCs/>
+          <w:sz w:val="24"/>
+          <w:szCs w:val="24"/>
+        </w:rPr>
+        <w:t xml:space="preserve">ΔB = μ B Δt      if μ &gt; 0 ,      ΔB = − b B Δt      if μ = 0</w:t>
+      </w:r>
+      <w:r>
+        <w:rPr>
+          <w:sz w:val="24"/>
+          <w:szCs w:val="24"/>
+        </w:rPr>
+        <w:t xml:space="preserve">        (12)</w:t>
+      </w:r>
+    </w:p>
+    <w:p>
+      <w:pPr>
+        <w:spacing w:after="140" w:line="288" w:lineRule="auto"/>
+        <w:ind w:left="260"/>
+      </w:pPr>
+      <w:r>
+        <w:rPr>
+          <w:b/>
+          <w:bCs/>
+        </w:rPr>
+        <w:t xml:space="preserve">where </w:t>
+      </w:r>
+      <w:r>
+        <w:rPr>
+          <w:i/>
+          <w:iCs/>
+        </w:rPr>
+        <w:t xml:space="preserve">b</w:t>
+      </w:r>
+      <w:r>
+        <w:t xml:space="preserve"> the decay coefficient. The test is on the growth rate, not on the biomass, so a voxel whose network answer fell to the floor loses biomass at the same rate whether it is starving slightly or completely. </w:t>
+      </w:r>
+    </w:p>
+    <w:p>
+      <w:pPr>
+        <w:spacing w:after="140" w:line="288" w:lineRule="auto"/>
+      </w:pPr>
+      <w:r>
+        <w:t xml:space="preserve">And the substrate draw, which on the growth-only path is the bound of equation (1) rather than anything the network said:</w:t>
+      </w:r>
+    </w:p>
+    <w:p>
+      <w:pPr>
+        <w:spacing w:before="40" w:after="140"/>
+        <w:jc w:val="center"/>
+      </w:pPr>
+      <w:r>
+        <w:rPr>
+          <w:i/>
+          <w:iCs/>
+          <w:sz w:val="24"/>
+          <w:szCs w:val="24"/>
+        </w:rPr>
+        <w:t xml:space="preserve">ΔC</w:t>
+      </w:r>
+      <w:r>
+        <w:rPr>
+          <w:i/>
+          <w:iCs/>
+          <w:sz w:val="24"/>
+          <w:szCs w:val="24"/>
+          <w:vertAlign w:val="subscript"/>
+        </w:rPr>
+        <w:t xml:space="preserve">k</w:t>
+      </w:r>
+      <w:r>
+        <w:rPr>
+          <w:i/>
+          <w:iCs/>
+          <w:sz w:val="24"/>
+          <w:szCs w:val="24"/>
+        </w:rPr>
+        <w:t xml:space="preserve"> = − Δt Σ</w:t>
+      </w:r>
+      <w:r>
+        <w:rPr>
+          <w:i/>
+          <w:iCs/>
+          <w:sz w:val="24"/>
+          <w:szCs w:val="24"/>
+          <w:vertAlign w:val="subscript"/>
+        </w:rPr>
+        <w:t xml:space="preserve">m</w:t>
+      </w:r>
+      <w:r>
+        <w:rPr>
+          <w:i/>
+          <w:iCs/>
+          <w:sz w:val="24"/>
+          <w:szCs w:val="24"/>
+        </w:rPr>
+        <w:t xml:space="preserve"> v</w:t>
+      </w:r>
+      <w:r>
+        <w:rPr>
+          <w:i/>
+          <w:iCs/>
+          <w:sz w:val="24"/>
+          <w:szCs w:val="24"/>
+          <w:vertAlign w:val="subscript"/>
+        </w:rPr>
+        <w:t xml:space="preserve">m,k</w:t>
+      </w:r>
+      <w:r>
+        <w:rPr>
+          <w:i/>
+          <w:iCs/>
+          <w:sz w:val="24"/>
+          <w:szCs w:val="24"/>
+        </w:rPr>
+        <w:t xml:space="preserve"> B</w:t>
+      </w:r>
+      <w:r>
+        <w:rPr>
+          <w:i/>
+          <w:iCs/>
+          <w:sz w:val="24"/>
+          <w:szCs w:val="24"/>
+          <w:vertAlign w:val="subscript"/>
+        </w:rPr>
+        <w:t xml:space="preserve">m</w:t>
+      </w:r>
+      <w:r>
+        <w:rPr>
+          <w:i/>
+          <w:iCs/>
+          <w:sz w:val="24"/>
+          <w:szCs w:val="24"/>
+        </w:rPr>
+        <w:t xml:space="preserve"> M ,      held under what the voxel holds</w:t>
+      </w:r>
+      <w:r>
+        <w:rPr>
+          <w:sz w:val="24"/>
+          <w:szCs w:val="24"/>
+        </w:rPr>
+        <w:t xml:space="preserve">        (13)</w:t>
+      </w:r>
+    </w:p>
+    <w:p>
+      <w:pPr>
+        <w:spacing w:after="140" w:line="288" w:lineRule="auto"/>
+        <w:ind w:left="260"/>
+      </w:pPr>
+      <w:r>
+        <w:rPr>
+          <w:b/>
+          <w:bCs/>
+        </w:rPr>
+        <w:t xml:space="preserve">where </w:t>
+      </w:r>
+      <w:r>
+        <w:t xml:space="preserve">the sum runs over every organism present in the voxel and the limit is applied once, to the total. Applying it inside the loop instead lets two organisms each take the whole supply, and the lattice goes negative on the first step. </w:t>
+      </w:r>
+      <w:r>
+        <w:rPr>
+          <w:i/>
+          <w:iCs/>
+        </w:rPr>
+        <w:t xml:space="preserve">M</w:t>
+      </w:r>
+      <w:r>
+        <w:t xml:space="preserve"> converts biomass to the units the lattice carries.</w:t>
+      </w:r>
+    </w:p>
+    <w:p>
+      <w:pPr>
+        <w:spacing w:before="160" w:after="80"/>
+      </w:pPr>
+      <w:r>
+        <w:rPr>
+          <w:b/>
+          <w:bCs/>
+        </w:rPr>
+        <w:t xml:space="preserve">7.4  The order in which the code applies them</w:t>
+      </w:r>
+    </w:p>
+    <w:p>
+      <w:pPr>
+        <w:keepNext/>
+        <w:keepLines/>
+        <w:spacing w:after="140" w:line="288" w:lineRule="auto"/>
+      </w:pPr>
+      <w:r>
+        <w:t xml:space="preserve">Read down. The shape of this list is the method: everything expensive is above the last group, and the last group is the only part that runs more than once.</w:t>
+      </w:r>
+    </w:p>
+    <w:p>
+      <w:pPr>
+        <w:keepNext/>
+        <w:spacing w:after="60"/>
+      </w:pPr>
+    </w:p>
+    <w:p>
+      <w:pPr>
+        <w:keepNext/>
+        <w:keepLines/>
+        <w:spacing w:line="252" w:lineRule="auto"/>
+      </w:pPr>
+      <w:r>
+        <w:rPr>
+          <w:rFonts w:ascii="Consolas" w:eastAsia="Consolas" w:hAnsi="Consolas" w:cs="Consolas"/>
+          <w:sz w:val="17"/>
+          <w:szCs w:val="17"/>
+        </w:rPr>
+        <w:t xml:space="preserve">before the run                 choose the substrates and the sweep range</w:t>
+      </w:r>
+    </w:p>
+    <w:p>
+      <w:pPr>
+        <w:keepNext/>
+        <w:keepLines/>
+        <w:spacing w:line="252" w:lineRule="auto"/>
+      </w:pPr>
+      <w:r>
+        <w:rPr>
+          <w:rFonts w:ascii="Consolas" w:eastAsia="Consolas" w:hAnsi="Consolas" w:cs="Consolas"/>
+          <w:sz w:val="17"/>
+          <w:szCs w:val="17"/>
+        </w:rPr>
+        <w:t xml:space="preserve">  generateTrainingData.py   7  place the points, evenly in every decade</w:t>
+      </w:r>
+    </w:p>
+    <w:p>
+      <w:pPr>
+        <w:keepNext/>
+        <w:keepLines/>
+        <w:spacing w:line="252" w:lineRule="auto"/>
+      </w:pPr>
+      <w:r>
+        <w:rPr>
+          <w:rFonts w:ascii="Consolas" w:eastAsia="Consolas" w:hAnsi="Consolas" w:cs="Consolas"/>
+          <w:sz w:val="17"/>
+          <w:szCs w:val="17"/>
+        </w:rPr>
+        <w:t xml:space="preserve">                            1  one linear program per point, same bounds</w:t>
+      </w:r>
+    </w:p>
+    <w:p>
+      <w:pPr>
+        <w:keepNext/>
+        <w:keepLines/>
+        <w:spacing w:line="252" w:lineRule="auto"/>
+      </w:pPr>
+      <w:r>
+        <w:rPr>
+          <w:rFonts w:ascii="Consolas" w:eastAsia="Consolas" w:hAnsi="Consolas" w:cs="Consolas"/>
+          <w:sz w:val="17"/>
+          <w:szCs w:val="17"/>
+        </w:rPr>
+        <w:t xml:space="preserve">                               an infeasible solve is kept, as zeros</w:t>
+      </w:r>
+    </w:p>
+    <w:p>
+      <w:pPr>
+        <w:keepNext/>
+        <w:keepLines/>
+        <w:spacing w:line="252" w:lineRule="auto"/>
+      </w:pPr>
+      <w:r>
+        <w:rPr>
+          <w:rFonts w:ascii="Consolas" w:eastAsia="Consolas" w:hAnsi="Consolas" w:cs="Consolas"/>
+          <w:sz w:val="17"/>
+          <w:szCs w:val="17"/>
+        </w:rPr>
+        <w:t xml:space="preserve"/>
+      </w:r>
+    </w:p>
+    <w:p>
+      <w:pPr>
+        <w:keepNext/>
+        <w:keepLines/>
+        <w:spacing w:line="252" w:lineRule="auto"/>
+      </w:pPr>
+      <w:r>
+        <w:rPr>
+          <w:rFonts w:ascii="Consolas" w:eastAsia="Consolas" w:hAnsi="Consolas" w:cs="Consolas"/>
+          <w:sz w:val="17"/>
+          <w:szCs w:val="17"/>
+        </w:rPr>
+        <w:t xml:space="preserve">  trainSurrogate.py         2  the input scaling, a pair per input</w:t>
+      </w:r>
+    </w:p>
+    <w:p>
+      <w:pPr>
+        <w:keepNext/>
+        <w:keepLines/>
+        <w:spacing w:line="252" w:lineRule="auto"/>
+      </w:pPr>
+      <w:r>
+        <w:rPr>
+          <w:rFonts w:ascii="Consolas" w:eastAsia="Consolas" w:hAnsi="Consolas" w:cs="Consolas"/>
+          <w:sz w:val="17"/>
+          <w:szCs w:val="17"/>
+        </w:rPr>
+        <w:t xml:space="preserve">                            6  the output scaling, a pair per output</w:t>
+      </w:r>
+    </w:p>
+    <w:p>
+      <w:pPr>
+        <w:keepNext/>
+        <w:keepLines/>
+        <w:spacing w:line="252" w:lineRule="auto"/>
+      </w:pPr>
+      <w:r>
+        <w:rPr>
+          <w:rFonts w:ascii="Consolas" w:eastAsia="Consolas" w:hAnsi="Consolas" w:cs="Consolas"/>
+          <w:sz w:val="17"/>
+          <w:szCs w:val="17"/>
+        </w:rPr>
+        <w:t xml:space="preserve">                          3,4  the architecture the fit will use</w:t>
+      </w:r>
+    </w:p>
+    <w:p>
+      <w:pPr>
+        <w:keepNext/>
+        <w:keepLines/>
+        <w:spacing w:line="252" w:lineRule="auto"/>
+      </w:pPr>
+      <w:r>
+        <w:rPr>
+          <w:rFonts w:ascii="Consolas" w:eastAsia="Consolas" w:hAnsi="Consolas" w:cs="Consolas"/>
+          <w:sz w:val="17"/>
+          <w:szCs w:val="17"/>
+        </w:rPr>
+        <w:t xml:space="preserve">                            8  minimise the error, from five restarts</w:t>
+      </w:r>
+    </w:p>
+    <w:p>
+      <w:pPr>
+        <w:keepNext/>
+        <w:keepLines/>
+        <w:spacing w:line="252" w:lineRule="auto"/>
+      </w:pPr>
+      <w:r>
+        <w:rPr>
+          <w:rFonts w:ascii="Consolas" w:eastAsia="Consolas" w:hAnsi="Consolas" w:cs="Consolas"/>
+          <w:sz w:val="17"/>
+          <w:szCs w:val="17"/>
+        </w:rPr>
+        <w:t xml:space="preserve">                               write the .srg: weights, scalings, box</w:t>
+      </w:r>
+    </w:p>
+    <w:p>
+      <w:pPr>
+        <w:keepNext/>
+        <w:keepLines/>
+        <w:spacing w:line="252" w:lineRule="auto"/>
+      </w:pPr>
+      <w:r>
+        <w:rPr>
+          <w:rFonts w:ascii="Consolas" w:eastAsia="Consolas" w:hAnsi="Consolas" w:cs="Consolas"/>
+          <w:sz w:val="17"/>
+          <w:szCs w:val="17"/>
+        </w:rPr>
+        <w:t xml:space="preserve"/>
+      </w:r>
+    </w:p>
+    <w:p>
+      <w:pPr>
+        <w:keepNext/>
+        <w:keepLines/>
+        <w:spacing w:line="252" w:lineRule="auto"/>
+      </w:pPr>
+      <w:r>
+        <w:rPr>
+          <w:rFonts w:ascii="Consolas" w:eastAsia="Consolas" w:hAnsi="Consolas" w:cs="Consolas"/>
+          <w:sz w:val="17"/>
+          <w:szCs w:val="17"/>
+        </w:rPr>
+        <w:t xml:space="preserve">once, at start-up              read it; check each layer against its shape</w:t>
+      </w:r>
+    </w:p>
+    <w:p>
+      <w:pPr>
+        <w:keepNext/>
+        <w:keepLines/>
+        <w:spacing w:line="252" w:lineRule="auto"/>
+      </w:pPr>
+      <w:r>
+        <w:rPr>
+          <w:rFonts w:ascii="Consolas" w:eastAsia="Consolas" w:hAnsi="Consolas" w:cs="Consolas"/>
+          <w:sz w:val="17"/>
+          <w:szCs w:val="17"/>
+        </w:rPr>
+        <w:t xml:space="preserve">  complab3d_surrogate.hh       refuse it if the training box is incomplete</w:t>
+      </w:r>
+    </w:p>
+    <w:p>
+      <w:pPr>
+        <w:spacing w:line="252" w:lineRule="auto"/>
+      </w:pPr>
+      <w:r>
+        <w:rPr>
+          <w:rFonts w:ascii="Consolas" w:eastAsia="Consolas" w:hAnsi="Consolas" w:cs="Consolas"/>
+          <w:sz w:val="17"/>
+          <w:szCs w:val="17"/>
+        </w:rPr>
+        <w:t xml:space="preserve">                               bind each input to a substrate by name</w:t>
+      </w:r>
+    </w:p>
+    <w:p>
+      <w:pPr>
+        <w:spacing w:after="60"/>
+      </w:pPr>
+    </w:p>
+    <w:p>
+      <w:pPr>
+        <w:keepNext/>
+        <w:keepLines/>
+        <w:spacing w:line="252" w:lineRule="auto"/>
+      </w:pPr>
+      <w:r>
+        <w:rPr>
+          <w:rFonts w:ascii="Consolas" w:eastAsia="Consolas" w:hAnsi="Consolas" w:cs="Consolas"/>
+          <w:sz w:val="17"/>
+          <w:szCs w:val="17"/>
+        </w:rPr>
+        <w:t xml:space="preserve">per organism, per voxel,</w:t>
+      </w:r>
+    </w:p>
+    <w:p>
+      <w:pPr>
+        <w:keepNext/>
+        <w:keepLines/>
+        <w:spacing w:line="252" w:lineRule="auto"/>
+      </w:pPr>
+      <w:r>
+        <w:rPr>
+          <w:rFonts w:ascii="Consolas" w:eastAsia="Consolas" w:hAnsi="Consolas" w:cs="Consolas"/>
+          <w:sz w:val="17"/>
+          <w:szCs w:val="17"/>
+        </w:rPr>
+        <w:t xml:space="preserve">per reaction step           1  the uptake bound Monod allows here</w:t>
+      </w:r>
+    </w:p>
+    <w:p>
+      <w:pPr>
+        <w:keepNext/>
+        <w:keepLines/>
+        <w:spacing w:line="252" w:lineRule="auto"/>
+      </w:pPr>
+      <w:r>
+        <w:rPr>
+          <w:rFonts w:ascii="Consolas" w:eastAsia="Consolas" w:hAnsi="Consolas" w:cs="Consolas"/>
+          <w:sz w:val="17"/>
+          <w:szCs w:val="17"/>
+        </w:rPr>
+        <w:t xml:space="preserve">  complab3d_processors_        hold each bound inside the box, and count it</w:t>
+      </w:r>
+    </w:p>
+    <w:p>
+      <w:pPr>
+        <w:keepNext/>
+        <w:keepLines/>
+        <w:spacing w:line="252" w:lineRule="auto"/>
+      </w:pPr>
+      <w:r>
+        <w:rPr>
+          <w:rFonts w:ascii="Consolas" w:eastAsia="Consolas" w:hAnsi="Consolas" w:cs="Consolas"/>
+          <w:sz w:val="17"/>
+          <w:szCs w:val="17"/>
+        </w:rPr>
+        <w:t xml:space="preserve">  surrogate.hh              2  rescale both inputs onto minus one to plus one</w:t>
+      </w:r>
+    </w:p>
+    <w:p>
+      <w:pPr>
+        <w:keepNext/>
+        <w:keepLines/>
+        <w:spacing w:line="252" w:lineRule="auto"/>
+      </w:pPr>
+      <w:r>
+        <w:rPr>
+          <w:rFonts w:ascii="Consolas" w:eastAsia="Consolas" w:hAnsi="Consolas" w:cs="Consolas"/>
+          <w:sz w:val="17"/>
+          <w:szCs w:val="17"/>
+        </w:rPr>
+        <w:t xml:space="preserve">                          3,4  four hidden layers of ten</w:t>
+      </w:r>
+    </w:p>
+    <w:p>
+      <w:pPr>
+        <w:keepNext/>
+        <w:keepLines/>
+        <w:spacing w:line="252" w:lineRule="auto"/>
+      </w:pPr>
+      <w:r>
+        <w:rPr>
+          <w:rFonts w:ascii="Consolas" w:eastAsia="Consolas" w:hAnsi="Consolas" w:cs="Consolas"/>
+          <w:sz w:val="17"/>
+          <w:szCs w:val="17"/>
+        </w:rPr>
+        <w:t xml:space="preserve">                            5  the output layer: weights, a bias, no curve</w:t>
+      </w:r>
+    </w:p>
+    <w:p>
+      <w:pPr>
+        <w:keepNext/>
+        <w:keepLines/>
+        <w:spacing w:line="252" w:lineRule="auto"/>
+      </w:pPr>
+      <w:r>
+        <w:rPr>
+          <w:rFonts w:ascii="Consolas" w:eastAsia="Consolas" w:hAnsi="Consolas" w:cs="Consolas"/>
+          <w:sz w:val="17"/>
+          <w:szCs w:val="17"/>
+        </w:rPr>
+        <w:t xml:space="preserve">                            6  back into physical units</w:t>
+      </w:r>
+    </w:p>
+    <w:p>
+      <w:pPr>
+        <w:keepNext/>
+        <w:keepLines/>
+        <w:spacing w:line="252" w:lineRule="auto"/>
+      </w:pPr>
+      <w:r>
+        <w:rPr>
+          <w:rFonts w:ascii="Consolas" w:eastAsia="Consolas" w:hAnsi="Consolas" w:cs="Consolas"/>
+          <w:sz w:val="17"/>
+          <w:szCs w:val="17"/>
+        </w:rPr>
+        <w:t xml:space="preserve">                            9  ten to it, if the fit was in logarithms</w:t>
+      </w:r>
+    </w:p>
+    <w:p>
+      <w:pPr>
+        <w:keepNext/>
+        <w:keepLines/>
+        <w:spacing w:line="252" w:lineRule="auto"/>
+      </w:pPr>
+      <w:r>
+        <w:rPr>
+          <w:rFonts w:ascii="Consolas" w:eastAsia="Consolas" w:hAnsi="Consolas" w:cs="Consolas"/>
+          <w:sz w:val="17"/>
+          <w:szCs w:val="17"/>
+        </w:rPr>
+        <w:t xml:space="preserve">                           10  the floor: not above 1e-8 becomes exactly zero</w:t>
+      </w:r>
+    </w:p>
+    <w:p>
+      <w:pPr>
+        <w:keepNext/>
+        <w:keepLines/>
+        <w:spacing w:line="252" w:lineRule="auto"/>
+      </w:pPr>
+      <w:r>
+        <w:rPr>
+          <w:rFonts w:ascii="Consolas" w:eastAsia="Consolas" w:hAnsi="Consolas" w:cs="Consolas"/>
+          <w:sz w:val="17"/>
+          <w:szCs w:val="17"/>
+        </w:rPr>
+        <w:t xml:space="preserve">                           11  the thermodynamic factor, if the gate is on</w:t>
+      </w:r>
+    </w:p>
+    <w:p>
+      <w:pPr>
+        <w:keepNext/>
+        <w:keepLines/>
+        <w:spacing w:line="252" w:lineRule="auto"/>
+      </w:pPr>
+      <w:r>
+        <w:rPr>
+          <w:rFonts w:ascii="Consolas" w:eastAsia="Consolas" w:hAnsi="Consolas" w:cs="Consolas"/>
+          <w:sz w:val="17"/>
+          <w:szCs w:val="17"/>
+        </w:rPr>
+        <w:t xml:space="preserve">                           12  grow the biomass, or decay it</w:t>
+      </w:r>
+    </w:p>
+    <w:p>
+      <w:pPr>
+        <w:spacing w:line="252" w:lineRule="auto"/>
+      </w:pPr>
+      <w:r>
+        <w:rPr>
+          <w:rFonts w:ascii="Consolas" w:eastAsia="Consolas" w:hAnsi="Consolas" w:cs="Consolas"/>
+          <w:sz w:val="17"/>
+          <w:szCs w:val="17"/>
+        </w:rPr>
+        <w:t xml:space="preserve">                           13  the substrate draw, summed then floored</w:t>
+      </w:r>
+    </w:p>
+    <w:p>
+      <w:pPr>
+        <w:spacing w:after="60"/>
+      </w:pPr>
+    </w:p>
+    <w:p>
+      <w:pPr>
+        <w:spacing w:after="140" w:line="288" w:lineRule="auto"/>
+      </w:pPr>
+      <w:r>
+        <w:t xml:space="preserve">Two matrix products of ten by ten, two of ten by two and one of one by ten, forty hyperbolic tangents, and a dozen lines of arithmetic around them. That is the entire run-time cost of this path, and it is why a case that would not finish with a linear program in every voxel finishes with this one. Everything that made the cost worthwhile is in the first two groups, and none of it is repeated.</w:t>
       </w:r>
     </w:p>
     <w:p>
@@ -2759,7 +3297,7 @@
           <w:sz w:val="24"/>
           <w:szCs w:val="24"/>
         </w:rPr>
-        <w:t xml:space="preserve">        (9)</w:t>
+        <w:t xml:space="preserve">        (14)</w:t>
       </w:r>
     </w:p>
     <w:p>
@@ -2831,7 +3369,7 @@
           <w:sz w:val="18"/>
           <w:szCs w:val="18"/>
         </w:rPr>
-        <w:t xml:space="preserve">Figure 9. The two forms compared, with the columns carrying the stage of the calculation. The offline work is identical and the run-time work is identical to measurement precision. The difference appears only in the last column: how many of the numbers transport needs were predicted, and how many were assumed. Drawn after Thullner and Regnier (2019), their Figure 7.</w:t>
+        <w:t xml:space="preserve">Figure 5. The two forms compared, with the columns carrying the stage of the calculation. The offline work is identical and the run-time work is identical to measurement precision. The difference appears only in the last column: how many of the numbers transport needs were predicted, and how many were assumed. Drawn after Thullner and Regnier (2019), their Figure 7.</w:t>
       </w:r>
     </w:p>
     <w:p>
@@ -2851,7 +3389,7 @@
         <w:spacing w:after="140" w:line="288" w:lineRule="auto"/>
       </w:pPr>
       <w:r>
-        <w:t xml:space="preserve">Whether equation (9) matters is a quantitative question, and it was answered by solving the linear program across the sampled range and comparing the realised flux with the bound. The result separates cleanly, and the separation is chemically interpretable.</w:t>
+        <w:t xml:space="preserve">Whether equation (14) matters is a quantitative question, and it was answered by solving the linear program across the sampled range and comparing the realised flux with the bound. The result separates cleanly, and the separation is chemically interpretable.</w:t>
       </w:r>
     </w:p>
     <w:p>
@@ -2867,7 +3405,7 @@
         <w:spacing w:after="140" w:line="288" w:lineRule="auto"/>
       </w:pPr>
       <w:r>
-        <w:t xml:space="preserve">For the ELECTRON ACCEPTOR the behaviour is different. It is consumed only in proportion to the carbon actually being respired. Where carbon is scarce and the acceptor is plentiful the organism has nothing to respire and leaves most of its permitted acceptor untouched, while equation (9) draws all of it. Across the region where the organism grows, the assumed consumption exceeded the realised one by more than one per cent at about a quarter of the sampled points, by twelve per cent on average, and by up to eighty-seven per cent at worst.</w:t>
+        <w:t xml:space="preserve">For the ELECTRON ACCEPTOR the behaviour is different. It is consumed only in proportion to the carbon actually being respired. Where carbon is scarce and the acceptor is plentiful the organism has nothing to respire and leaves most of its permitted acceptor untouched, while equation (14) draws all of it. Across the region where the organism grows, the assumed consumption exceeded the realised one by more than one per cent at about a quarter of the sampled points, by twelve per cent on average, and by up to eighty-seven per cent at worst.</w:t>
       </w:r>
     </w:p>
     <w:p>
@@ -2895,7 +3433,7 @@
         <w:spacing w:after="140" w:line="288" w:lineRule="auto"/>
       </w:pPr>
       <w:r>
-        <w:t xml:space="preserve">Equation (9) can only ever be negative. An organism that excretes a product cannot be represented by it at all, and this is not a matter of accuracy: there is no output to carry a product and no channel through which the solver could receive one.</w:t>
+        <w:t xml:space="preserve">Equation (14) can only ever be negative. An organism that excretes a product cannot be represented by it at all, and this is not a matter of accuracy: there is no output to carry a product and no channel through which the solver could receive one.</w:t>
       </w:r>
     </w:p>
     <w:p>
@@ -3820,6 +4358,75 @@
         </w:tc>
       </w:tr>
     </w:tbl>
+    <w:p>
+      <w:pPr>
+        <w:spacing w:before="140" w:after="40"/>
+        <w:jc w:val="center"/>
+      </w:pPr>
+      <w:r>
+        <w:rPr>
+          <w:noProof/>
+        </w:rPr>
+        <w:drawing>
+          <wp:inline distT="0" distB="0" distL="0" distR="0">
+            <wp:extent cx="4000000" cy="7052632"/>
+            <wp:effectExtent l="0" t="0" r="0" b="0"/>
+            <wp:docPr id="622" name="Picture 622"/>
+            <wp:cNvGraphicFramePr>
+              <a:graphicFrameLocks xmlns:a="http://schemas.openxmlformats.org/drawingml/2006/main" noChangeAspect="1"/>
+            </wp:cNvGraphicFramePr>
+            <a:graphic xmlns:a="http://schemas.openxmlformats.org/drawingml/2006/main">
+              <a:graphicData uri="http://schemas.openxmlformats.org/drawingml/2006/picture">
+                <pic:pic xmlns:pic="http://schemas.openxmlformats.org/drawingml/2006/picture">
+                  <pic:nvPicPr>
+                    <pic:cNvPr id="0" name=""/>
+                    <pic:cNvPicPr/>
+                  </pic:nvPicPr>
+                  <pic:blipFill>
+                    <a:blip r:embed="rId91"/>
+                    <a:stretch>
+                      <a:fillRect/>
+                    </a:stretch>
+                  </pic:blipFill>
+                  <pic:spPr bwMode="auto">
+                    <a:xfrm>
+                      <a:off x="0" y="0"/>
+                      <a:ext cx="4000000" cy="7052632"/>
+                    </a:xfrm>
+                    <a:prstGeom prst="rect">
+                      <a:avLst/>
+                    </a:prstGeom>
+                  </pic:spPr>
+                </pic:pic>
+              </a:graphicData>
+            </a:graphic>
+          </wp:inline>
+        </w:drawing>
+      </w:r>
+    </w:p>
+    <w:p>
+      <w:pPr>
+        <w:spacing w:after="120"/>
+        <w:jc w:val="center"/>
+      </w:pPr>
+      <w:r>
+        <w:rPr>
+          <w:i/>
+          <w:iCs/>
+          <w:sz w:val="18"/>
+          <w:szCs w:val="18"/>
+        </w:rPr>
+        <w:t xml:space="preserve">Figure 6. One evaluation of the shipped network, on two voxels of the same run. Every number is computed from the weights, the two scalings and the training box written into surrogateModel.hh, at two compositions the shipped case passes through.</w:t>
+      </w:r>
+    </w:p>
+    <w:p>
+      <w:pPr>
+        <w:spacing w:after="140" w:line="288" w:lineRule="auto"/>
+      </w:pPr>
+      <w:r>
+        <w:t xml:space="preserve">The two voxels differ in one thing only: the fed one holds the acetate and iron the case starts with, and the starved one holds what is left after a colony has drawn them down. That difference reaches the network as a change of about one and a quarter in the acetate uptake bound, and the network turns it into the difference between growing and not growing at all. The two pictures of the units are the reason. Every unit puts its total through the same S-shaped curve, which flattens at minus one and plus one, and a unit that has reached one of those flats can no longer tell one input from another. In the starved voxel six of the last layer's ten units are pinned there, and the output unit, which applies no curve at all, lands on exactly the bottom of the range the fit was scaled into. De-scaled, that is a small negative number rather than a small growth rate, which is why the floor of equation (10) is not housekeeping: without it the solver would be handed a rate that grows biomass backwards. The panel at the foot of the figure sweeps the same weights across the whole fitted range of the first input and shows what the network learned as a shape rather than as a number, which is the one check worth making on any surrogate before trusting a run whose voxels sit near the step.</w:t>
+      </w:r>
+    </w:p>
     <w:p/>
     <w:p>
       <w:pPr>
@@ -3940,7 +4547,7 @@
         <w:t xml:space="preserve">−1</w:t>
       </w:r>
       <w:r>
-        <w:t xml:space="preserve">, and both inside the fitted box given in the table above, so neither is clamped and the clamp counter does not move. That matters: a value outside the box would be pulled to the edge and counted, and the count is reported at the end of the run. The whole of Section 7.2 is about why that is preferable to letting the network extrapolate.</w:t>
+        <w:t xml:space="preserve">, and both inside the fitted box given in the table above, so neither is clamped and the clamp counter does not move. That matters: a value outside the box would be pulled to the edge and counted, and the count is reported at the end of the run. The whole of Section 7.1 is about why that is preferable to letting the network extrapolate.</w:t>
       </w:r>
     </w:p>
     <w:p>
@@ -4638,699 +5245,7 @@
           <w:sz w:val="26"/>
           <w:szCs w:val="26"/>
         </w:rPr>
-        <w:t xml:space="preserve">10. Running it</w:t>
-      </w:r>
-    </w:p>
-    <w:p>
-      <w:pPr>
-        <w:spacing w:before="160" w:after="80"/>
-      </w:pPr>
-      <w:r>
-        <w:rPr>
-          <w:b/>
-          <w:bCs/>
-        </w:rPr>
-        <w:t xml:space="preserve">10.1 The offline commands</w:t>
-      </w:r>
-    </w:p>
-    <w:p>
-      <w:pPr>
-        <w:spacing w:line="252" w:lineRule="auto"/>
-      </w:pPr>
-      <w:r>
-        <w:rPr>
-          <w:rFonts w:ascii="Consolas" w:eastAsia="Consolas" w:hAnsi="Consolas" w:cs="Consolas"/>
-          <w:sz w:val="17"/>
-          <w:szCs w:val="17"/>
-        </w:rPr>
-        <w:t xml:space="preserve"># 1  sample the linear program</w:t>
-      </w:r>
-    </w:p>
-    <w:p>
-      <w:pPr>
-        <w:spacing w:line="252" w:lineRule="auto"/>
-      </w:pPr>
-      <w:r>
-        <w:rPr>
-          <w:rFonts w:ascii="Consolas" w:eastAsia="Consolas" w:hAnsi="Consolas" w:cs="Consolas"/>
-          <w:sz w:val="17"/>
-          <w:szCs w:val="17"/>
-        </w:rPr>
-        <w:t xml:space="preserve">python3 tools/surrogate/generateTrainingData.py model.xml \</w:t>
-      </w:r>
-    </w:p>
-    <w:p>
-      <w:pPr>
-        <w:spacing w:line="252" w:lineRule="auto"/>
-      </w:pPr>
-      <w:r>
-        <w:rPr>
-          <w:rFonts w:ascii="Consolas" w:eastAsia="Consolas" w:hAnsi="Consolas" w:cs="Consolas"/>
-          <w:sz w:val="17"/>
-          <w:szCs w:val="17"/>
-        </w:rPr>
-        <w:t xml:space="preserve">    --exchange &lt;donor&gt;    --range &lt;lo&gt; &lt;hi&gt; --log \</w:t>
-      </w:r>
-    </w:p>
-    <w:p>
-      <w:pPr>
-        <w:spacing w:line="252" w:lineRule="auto"/>
-      </w:pPr>
-      <w:r>
-        <w:rPr>
-          <w:rFonts w:ascii="Consolas" w:eastAsia="Consolas" w:hAnsi="Consolas" w:cs="Consolas"/>
-          <w:sz w:val="17"/>
-          <w:szCs w:val="17"/>
-        </w:rPr>
-        <w:t xml:space="preserve">    --exchange &lt;acceptor&gt; --range &lt;lo&gt; &lt;hi&gt; --log \</w:t>
-      </w:r>
-    </w:p>
-    <w:p>
-      <w:pPr>
-        <w:spacing w:line="252" w:lineRule="auto"/>
-      </w:pPr>
-      <w:r>
-        <w:rPr>
-          <w:rFonts w:ascii="Consolas" w:eastAsia="Consolas" w:hAnsi="Consolas" w:cs="Consolas"/>
-          <w:sz w:val="17"/>
-          <w:szCs w:val="17"/>
-        </w:rPr>
-        <w:t xml:space="preserve">    --also &lt;product&gt; --objective &lt;biomass reaction&gt; \</w:t>
-      </w:r>
-    </w:p>
-    <w:p>
-      <w:pPr>
-        <w:spacing w:line="252" w:lineRule="auto"/>
-      </w:pPr>
-      <w:r>
-        <w:rPr>
-          <w:rFonts w:ascii="Consolas" w:eastAsia="Consolas" w:hAnsi="Consolas" w:cs="Consolas"/>
-          <w:sz w:val="17"/>
-          <w:szCs w:val="17"/>
-        </w:rPr>
-        <w:t xml:space="preserve">    --grid 21 -o train.csv</w:t>
-      </w:r>
-    </w:p>
-    <w:p>
-      <w:pPr>
-        <w:spacing w:line="252" w:lineRule="auto"/>
-      </w:pPr>
-      <w:r>
-        <w:rPr>
-          <w:rFonts w:ascii="Consolas" w:eastAsia="Consolas" w:hAnsi="Consolas" w:cs="Consolas"/>
-          <w:sz w:val="17"/>
-          <w:szCs w:val="17"/>
-        </w:rPr>
-        <w:t xml:space="preserve"/>
-      </w:r>
-    </w:p>
-    <w:p>
-      <w:pPr>
-        <w:spacing w:line="252" w:lineRule="auto"/>
-      </w:pPr>
-      <w:r>
-        <w:rPr>
-          <w:rFonts w:ascii="Consolas" w:eastAsia="Consolas" w:hAnsi="Consolas" w:cs="Consolas"/>
-          <w:sz w:val="17"/>
-          <w:szCs w:val="17"/>
-        </w:rPr>
-        <w:t xml:space="preserve"># 2  fit, and export both formats</w:t>
-      </w:r>
-    </w:p>
-    <w:p>
-      <w:pPr>
-        <w:spacing w:line="252" w:lineRule="auto"/>
-      </w:pPr>
-      <w:r>
-        <w:rPr>
-          <w:rFonts w:ascii="Consolas" w:eastAsia="Consolas" w:hAnsi="Consolas" w:cs="Consolas"/>
-          <w:sz w:val="17"/>
-          <w:szCs w:val="17"/>
-        </w:rPr>
-        <w:t xml:space="preserve">python3 tools/surrogate/trainSurrogate.py train.csv \</w:t>
-      </w:r>
-    </w:p>
-    <w:p>
-      <w:pPr>
-        <w:spacing w:line="252" w:lineRule="auto"/>
-      </w:pPr>
-      <w:r>
-        <w:rPr>
-          <w:rFonts w:ascii="Consolas" w:eastAsia="Consolas" w:hAnsi="Consolas" w:cs="Consolas"/>
-          <w:sz w:val="17"/>
-          <w:szCs w:val="17"/>
-        </w:rPr>
-        <w:t xml:space="preserve">    --layers 10 10 10 10 --restarts 6 --seed 7 \</w:t>
-      </w:r>
-    </w:p>
-    <w:p>
-      <w:pPr>
-        <w:spacing w:line="252" w:lineRule="auto"/>
-      </w:pPr>
-      <w:r>
-        <w:rPr>
-          <w:rFonts w:ascii="Consolas" w:eastAsia="Consolas" w:hAnsi="Consolas" w:cs="Consolas"/>
-          <w:sz w:val="17"/>
-          <w:szCs w:val="17"/>
-        </w:rPr>
-        <w:t xml:space="preserve">    --name mymodel --srg mymodel.srg -o mymodel_weights.hh</w:t>
-      </w:r>
-    </w:p>
-    <w:p>
-      <w:pPr>
-        <w:spacing w:line="252" w:lineRule="auto"/>
-      </w:pPr>
-      <w:r>
-        <w:rPr>
-          <w:rFonts w:ascii="Consolas" w:eastAsia="Consolas" w:hAnsi="Consolas" w:cs="Consolas"/>
-          <w:sz w:val="17"/>
-          <w:szCs w:val="17"/>
-        </w:rPr>
-        <w:t xml:space="preserve"/>
-      </w:r>
-    </w:p>
-    <w:p>
-      <w:pPr>
-        <w:spacing w:line="252" w:lineRule="auto"/>
-      </w:pPr>
-      <w:r>
-        <w:rPr>
-          <w:rFonts w:ascii="Consolas" w:eastAsia="Consolas" w:hAnsi="Consolas" w:cs="Consolas"/>
-          <w:sz w:val="17"/>
-          <w:szCs w:val="17"/>
-        </w:rPr>
-        <w:t xml:space="preserve"># 3  optional: recover the training box from the fitted file alone</w:t>
-      </w:r>
-    </w:p>
-    <w:p>
-      <w:pPr>
-        <w:spacing w:line="252" w:lineRule="auto"/>
-      </w:pPr>
-      <w:r>
-        <w:rPr>
-          <w:rFonts w:ascii="Consolas" w:eastAsia="Consolas" w:hAnsi="Consolas" w:cs="Consolas"/>
-          <w:sz w:val="17"/>
-          <w:szCs w:val="17"/>
-        </w:rPr>
-        <w:t xml:space="preserve">python3 tools/surrogate/inspectSurrogate.py mymodel.srg</w:t>
-      </w:r>
-    </w:p>
-    <w:p/>
-    <w:p>
-      <w:pPr>
-        <w:spacing w:after="140" w:line="288" w:lineRule="auto"/>
-      </w:pPr>
-      <w:r>
-        <w:t xml:space="preserve">Add the growth-only flag to the first command for a single-output network. Drop it, and add one product per extra output, for a multi-output one. The number of outputs is a property of the training set and travels into the weights file, so the solver does not have to be told.</w:t>
-      </w:r>
-    </w:p>
-    <w:p>
-      <w:pPr>
-        <w:spacing w:before="160" w:after="80"/>
-      </w:pPr>
-      <w:r>
-        <w:rPr>
-          <w:b/>
-          <w:bCs/>
-        </w:rPr>
-        <w:t xml:space="preserve">10.2 The two file formats</w:t>
-      </w:r>
-    </w:p>
-    <w:p>
-      <w:pPr>
-        <w:spacing w:after="140" w:line="288" w:lineRule="auto"/>
-      </w:pPr>
-      <w:r>
-        <w:t xml:space="preserve">The same fit is written twice, and both are read by the same code. The text format is read at start-up, so changing network needs no rebuild. The generated header is compiled in, which is the convention inherited from the two-dimensional model and from the networks published with Song et al. (2025), so a network fitted in either toolchain can be read by the other.</w:t>
-      </w:r>
-    </w:p>
-    <w:p>
-      <w:pPr>
-        <w:spacing w:before="160" w:after="80"/>
-      </w:pPr>
-      <w:r>
-        <w:rPr>
-          <w:b/>
-          <w:bCs/>
-        </w:rPr>
-        <w:t xml:space="preserve">10.3 What to put in the configuration</w:t>
-      </w:r>
-    </w:p>
-    <w:p>
-      <w:pPr>
-        <w:spacing w:line="252" w:lineRule="auto"/>
-      </w:pPr>
-      <w:r>
-        <w:rPr>
-          <w:rFonts w:ascii="Consolas" w:eastAsia="Consolas" w:hAnsi="Consolas" w:cs="Consolas"/>
-          <w:sz w:val="17"/>
-          <w:szCs w:val="17"/>
-        </w:rPr>
-        <w:t xml:space="preserve">&lt;reaction_type&gt;surrogate&lt;/reaction_type&gt;</w:t>
-      </w:r>
-    </w:p>
-    <w:p>
-      <w:pPr>
-        <w:spacing w:line="252" w:lineRule="auto"/>
-      </w:pPr>
-      <w:r>
-        <w:rPr>
-          <w:rFonts w:ascii="Consolas" w:eastAsia="Consolas" w:hAnsi="Consolas" w:cs="Consolas"/>
-          <w:sz w:val="17"/>
-          <w:szCs w:val="17"/>
-        </w:rPr>
-        <w:t xml:space="preserve">&lt;enable_surrogate&gt;true&lt;/enable_surrogate&gt;</w:t>
-      </w:r>
-    </w:p>
-    <w:p>
-      <w:pPr>
-        <w:spacing w:line="252" w:lineRule="auto"/>
-      </w:pPr>
-      <w:r>
-        <w:rPr>
-          <w:rFonts w:ascii="Consolas" w:eastAsia="Consolas" w:hAnsi="Consolas" w:cs="Consolas"/>
-          <w:sz w:val="17"/>
-          <w:szCs w:val="17"/>
-        </w:rPr>
-        <w:t xml:space="preserve">&lt;weights_file&gt;mymodel.srg&lt;/weights_file&gt;</w:t>
-      </w:r>
-    </w:p>
-    <w:p>
-      <w:pPr>
-        <w:spacing w:line="252" w:lineRule="auto"/>
-      </w:pPr>
-      <w:r>
-        <w:rPr>
-          <w:rFonts w:ascii="Consolas" w:eastAsia="Consolas" w:hAnsi="Consolas" w:cs="Consolas"/>
-          <w:sz w:val="17"/>
-          <w:szCs w:val="17"/>
-        </w:rPr>
-        <w:t xml:space="preserve"/>
-      </w:r>
-    </w:p>
-    <w:p>
-      <w:pPr>
-        <w:spacing w:line="252" w:lineRule="auto"/>
-      </w:pPr>
-      <w:r>
-        <w:rPr>
-          <w:rFonts w:ascii="Consolas" w:eastAsia="Consolas" w:hAnsi="Consolas" w:cs="Consolas"/>
-          <w:sz w:val="17"/>
-          <w:szCs w:val="17"/>
-        </w:rPr>
-        <w:t xml:space="preserve">&lt;!-- the substrates must be listed in the order they were swept --&gt;</w:t>
-      </w:r>
-    </w:p>
-    <w:p>
-      <w:pPr>
-        <w:spacing w:line="252" w:lineRule="auto"/>
-      </w:pPr>
-      <w:r>
-        <w:rPr>
-          <w:rFonts w:ascii="Consolas" w:eastAsia="Consolas" w:hAnsi="Consolas" w:cs="Consolas"/>
-          <w:sz w:val="17"/>
-          <w:szCs w:val="17"/>
-        </w:rPr>
-        <w:t xml:space="preserve">&lt;name_of_substrates&gt;donor acceptor product&lt;/name_of_substrates&gt;</w:t>
-      </w:r>
-    </w:p>
-    <w:p/>
-    <w:p>
-      <w:pPr>
-        <w:spacing w:after="140" w:line="288" w:lineRule="auto"/>
-      </w:pPr>
-      <w:r>
-        <w:t xml:space="preserve">That last comment is section 7.3 restated, and it is the thing to check first when a run produces plausible numbers that are nonetheless wrong.</w:t>
-      </w:r>
-    </w:p>
-    <w:p>
-      <w:pPr>
-        <w:spacing w:before="260" w:after="120"/>
-      </w:pPr>
-      <w:r>
-        <w:rPr>
-          <w:b/>
-          <w:bCs/>
-          <w:sz w:val="26"/>
-          <w:szCs w:val="26"/>
-        </w:rPr>
-        <w:t xml:space="preserve">11. Where to go next</w:t>
-      </w:r>
-    </w:p>
-    <w:tbl>
-      <w:tblPr>
-        <w:tblW w:w="9360" w:type="dxa"/>
-        <w:tblBorders>
-          <w:top w:val="single" w:sz="4" w:space="0" w:color="000000"/>
-          <w:left w:val="single" w:sz="4" w:space="0" w:color="000000"/>
-          <w:bottom w:val="single" w:sz="4" w:space="0" w:color="000000"/>
-          <w:right w:val="single" w:sz="4" w:space="0" w:color="000000"/>
-          <w:insideH w:val="single" w:sz="4" w:space="0" w:color="000000"/>
-          <w:insideV w:val="single" w:sz="4" w:space="0" w:color="000000"/>
-        </w:tblBorders>
-        <w:tblCellMar>
-          <w:left w:w="10" w:type="dxa"/>
-          <w:right w:w="10" w:type="dxa"/>
-        </w:tblCellMar>
-        <w:tblLook w:val="04A0" w:firstRow="1" w:lastRow="0" w:firstColumn="1" w:lastColumn="0" w:noHBand="0" w:noVBand="1"/>
-      </w:tblPr>
-      <w:tblGrid>
-        <w:gridCol w:w="2600"/>
-        <w:gridCol w:w="6800"/>
-      </w:tblGrid>
-      <w:tr>
-        <w:trPr>
-          <w:tblHeader/>
-        </w:trPr>
-        <w:tc>
-          <w:tcPr>
-            <w:tcW w:w="2600" w:type="dxa"/>
-            <w:tcMar>
-              <w:top w:w="40" w:type="dxa"/>
-              <w:left w:w="90" w:type="dxa"/>
-              <w:bottom w:w="40" w:type="dxa"/>
-              <w:right w:w="90" w:type="dxa"/>
-            </w:tcMar>
-          </w:tcPr>
-          <w:p>
-            <w:r>
-              <w:rPr>
-                <w:b/>
-                <w:bCs/>
-                <w:sz w:val="19"/>
-                <w:szCs w:val="19"/>
-              </w:rPr>
-              <w:t xml:space="preserve"/>
-            </w:r>
-          </w:p>
-        </w:tc>
-        <w:tc>
-          <w:tcPr>
-            <w:tcW w:w="6800" w:type="dxa"/>
-            <w:tcMar>
-              <w:top w:w="40" w:type="dxa"/>
-              <w:left w:w="90" w:type="dxa"/>
-              <w:bottom w:w="40" w:type="dxa"/>
-              <w:right w:w="90" w:type="dxa"/>
-            </w:tcMar>
-          </w:tcPr>
-          <w:p>
-            <w:r>
-              <w:rPr>
-                <w:b/>
-                <w:bCs/>
-                <w:sz w:val="19"/>
-                <w:szCs w:val="19"/>
-              </w:rPr>
-              <w:t xml:space="preserve"/>
-            </w:r>
-          </w:p>
-        </w:tc>
-      </w:tr>
-      <w:tr>
-        <w:trPr>
-          <w:cantSplit/>
-        </w:trPr>
-        <w:tc>
-          <w:tcPr>
-            <w:tcW w:w="2600" w:type="dxa"/>
-            <w:tcMar>
-              <w:top w:w="40" w:type="dxa"/>
-              <w:left w:w="90" w:type="dxa"/>
-              <w:bottom w:w="40" w:type="dxa"/>
-              <w:right w:w="90" w:type="dxa"/>
-            </w:tcMar>
-          </w:tcPr>
-          <w:p>
-            <w:r>
-              <w:rPr>
-                <w:sz w:val="19"/>
-                <w:szCs w:val="19"/>
-              </w:rPr>
-              <w:t xml:space="preserve">Method 1</w:t>
-            </w:r>
-          </w:p>
-        </w:tc>
-        <w:tc>
-          <w:tcPr>
-            <w:tcW w:w="6800" w:type="dxa"/>
-            <w:tcMar>
-              <w:top w:w="40" w:type="dxa"/>
-              <w:left w:w="90" w:type="dxa"/>
-              <w:bottom w:w="40" w:type="dxa"/>
-              <w:right w:w="90" w:type="dxa"/>
-            </w:tcMar>
-          </w:tcPr>
-          <w:p>
-            <w:r>
-              <w:rPr>
-                <w:sz w:val="19"/>
-                <w:szCs w:val="19"/>
-              </w:rPr>
-              <w:t xml:space="preserve">the linear program this path replaces, and the reference it is checked against</w:t>
-            </w:r>
-          </w:p>
-        </w:tc>
-      </w:tr>
-      <w:tr>
-        <w:trPr>
-          <w:cantSplit/>
-        </w:trPr>
-        <w:tc>
-          <w:tcPr>
-            <w:tcW w:w="2600" w:type="dxa"/>
-            <w:tcMar>
-              <w:top w:w="40" w:type="dxa"/>
-              <w:left w:w="90" w:type="dxa"/>
-              <w:bottom w:w="40" w:type="dxa"/>
-              <w:right w:w="90" w:type="dxa"/>
-            </w:tcMar>
-          </w:tcPr>
-          <w:p>
-            <w:r>
-              <w:rPr>
-                <w:sz w:val="19"/>
-                <w:szCs w:val="19"/>
-              </w:rPr>
-              <w:t xml:space="preserve">example 11</w:t>
-            </w:r>
-          </w:p>
-        </w:tc>
-        <w:tc>
-          <w:tcPr>
-            <w:tcW w:w="6800" w:type="dxa"/>
-            <w:tcMar>
-              <w:top w:w="40" w:type="dxa"/>
-              <w:left w:w="90" w:type="dxa"/>
-              <w:bottom w:w="40" w:type="dxa"/>
-              <w:right w:w="90" w:type="dxa"/>
-            </w:tcMar>
-          </w:tcPr>
-          <w:p>
-            <w:r>
-              <w:rPr>
-                <w:sz w:val="19"/>
-                <w:szCs w:val="19"/>
-              </w:rPr>
-              <w:t xml:space="preserve">the surrogate path, smallest working case</w:t>
-            </w:r>
-          </w:p>
-        </w:tc>
-      </w:tr>
-      <w:tr>
-        <w:trPr>
-          <w:cantSplit/>
-        </w:trPr>
-        <w:tc>
-          <w:tcPr>
-            <w:tcW w:w="2600" w:type="dxa"/>
-            <w:tcMar>
-              <w:top w:w="40" w:type="dxa"/>
-              <w:left w:w="90" w:type="dxa"/>
-              <w:bottom w:w="40" w:type="dxa"/>
-              <w:right w:w="90" w:type="dxa"/>
-            </w:tcMar>
-          </w:tcPr>
-          <w:p>
-            <w:r>
-              <w:rPr>
-                <w:sz w:val="19"/>
-                <w:szCs w:val="19"/>
-              </w:rPr>
-              <w:t xml:space="preserve">example 16</w:t>
-            </w:r>
-          </w:p>
-        </w:tc>
-        <w:tc>
-          <w:tcPr>
-            <w:tcW w:w="6800" w:type="dxa"/>
-            <w:tcMar>
-              <w:top w:w="40" w:type="dxa"/>
-              <w:left w:w="90" w:type="dxa"/>
-              <w:bottom w:w="40" w:type="dxa"/>
-              <w:right w:w="90" w:type="dxa"/>
-            </w:tcMar>
-          </w:tcPr>
-          <w:p>
-            <w:r>
-              <w:rPr>
-                <w:sz w:val="19"/>
-                <w:szCs w:val="19"/>
-              </w:rPr>
-              <w:t xml:space="preserve">the surrogate inside a complete pipeline</w:t>
-            </w:r>
-          </w:p>
-        </w:tc>
-      </w:tr>
-      <w:tr>
-        <w:trPr>
-          <w:cantSplit/>
-        </w:trPr>
-        <w:tc>
-          <w:tcPr>
-            <w:tcW w:w="2600" w:type="dxa"/>
-            <w:tcMar>
-              <w:top w:w="40" w:type="dxa"/>
-              <w:left w:w="90" w:type="dxa"/>
-              <w:bottom w:w="40" w:type="dxa"/>
-              <w:right w:w="90" w:type="dxa"/>
-            </w:tcMar>
-          </w:tcPr>
-          <w:p>
-            <w:r>
-              <w:rPr>
-                <w:sz w:val="19"/>
-                <w:szCs w:val="19"/>
-              </w:rPr>
-              <w:t xml:space="preserve">pipelines/B2</w:t>
-            </w:r>
-          </w:p>
-        </w:tc>
-        <w:tc>
-          <w:tcPr>
-            <w:tcW w:w="6800" w:type="dxa"/>
-            <w:tcMar>
-              <w:top w:w="40" w:type="dxa"/>
-              <w:left w:w="90" w:type="dxa"/>
-              <w:bottom w:w="40" w:type="dxa"/>
-              <w:right w:w="90" w:type="dxa"/>
-            </w:tcMar>
-          </w:tcPr>
-          <w:p>
-            <w:r>
-              <w:rPr>
-                <w:sz w:val="19"/>
-                <w:szCs w:val="19"/>
-              </w:rPr>
-              <w:t xml:space="preserve">the offline sweep and fit, as a runnable script</w:t>
-            </w:r>
-          </w:p>
-        </w:tc>
-      </w:tr>
-      <w:tr>
-        <w:trPr>
-          <w:cantSplit/>
-        </w:trPr>
-        <w:tc>
-          <w:tcPr>
-            <w:tcW w:w="2600" w:type="dxa"/>
-            <w:tcMar>
-              <w:top w:w="40" w:type="dxa"/>
-              <w:left w:w="90" w:type="dxa"/>
-              <w:bottom w:w="40" w:type="dxa"/>
-              <w:right w:w="90" w:type="dxa"/>
-            </w:tcMar>
-          </w:tcPr>
-          <w:p>
-            <w:r>
-              <w:rPr>
-                <w:sz w:val="19"/>
-                <w:szCs w:val="19"/>
-              </w:rPr>
-              <w:t xml:space="preserve">tools/surrogate/</w:t>
-            </w:r>
-          </w:p>
-        </w:tc>
-        <w:tc>
-          <w:tcPr>
-            <w:tcW w:w="6800" w:type="dxa"/>
-            <w:tcMar>
-              <w:top w:w="40" w:type="dxa"/>
-              <w:left w:w="90" w:type="dxa"/>
-              <w:bottom w:w="40" w:type="dxa"/>
-              <w:right w:w="90" w:type="dxa"/>
-            </w:tcMar>
-          </w:tcPr>
-          <w:p>
-            <w:r>
-              <w:rPr>
-                <w:sz w:val="19"/>
-                <w:szCs w:val="19"/>
-              </w:rPr>
-              <w:t xml:space="preserve">the trainer, the sampler, and the inspector</w:t>
-            </w:r>
-          </w:p>
-        </w:tc>
-      </w:tr>
-      <w:tr>
-        <w:trPr>
-          <w:cantSplit/>
-        </w:trPr>
-        <w:tc>
-          <w:tcPr>
-            <w:tcW w:w="2600" w:type="dxa"/>
-            <w:tcMar>
-              <w:top w:w="40" w:type="dxa"/>
-              <w:left w:w="90" w:type="dxa"/>
-              <w:bottom w:w="40" w:type="dxa"/>
-              <w:right w:w="90" w:type="dxa"/>
-            </w:tcMar>
-          </w:tcPr>
-          <w:p>
-            <w:r>
-              <w:rPr>
-                <w:sz w:val="19"/>
-                <w:szCs w:val="19"/>
-              </w:rPr>
-              <w:t xml:space="preserve">config/CompLaB.reference.xml</w:t>
-            </w:r>
-          </w:p>
-        </w:tc>
-        <w:tc>
-          <w:tcPr>
-            <w:tcW w:w="6800" w:type="dxa"/>
-            <w:tcMar>
-              <w:top w:w="40" w:type="dxa"/>
-              <w:left w:w="90" w:type="dxa"/>
-              <w:bottom w:w="40" w:type="dxa"/>
-              <w:right w:w="90" w:type="dxa"/>
-            </w:tcMar>
-          </w:tcPr>
-          <w:p>
-            <w:r>
-              <w:rPr>
-                <w:sz w:val="19"/>
-                <w:szCs w:val="19"/>
-              </w:rPr>
-              <w:t xml:space="preserve">every tag documented once</w:t>
-            </w:r>
-          </w:p>
-        </w:tc>
-      </w:tr>
-    </w:tbl>
-    <w:p/>
-    <w:p>
-      <w:pPr>
-        <w:spacing w:before="260" w:after="120"/>
-      </w:pPr>
-      <w:r>
-        <w:rPr>
-          <w:b/>
-          <w:bCs/>
-          <w:sz w:val="26"/>
-          <w:szCs w:val="26"/>
-        </w:rPr>
-        <w:t xml:space="preserve">12. References</w:t>
+        <w:t xml:space="preserve">10. References</w:t>
       </w:r>
     </w:p>
     <w:p>
